--- a/06-学生侧材料/讲义/_综合/真题模拟拆解-超级充实版（自学完整）.docx
+++ b/06-学生侧材料/讲义/_综合/真题模拟拆解-超级充实版（自学完整）.docx
@@ -6424,13 +6424,13 @@
         <w:rPr>
           <w:rFonts w:hint="eastAsia" w:ascii="Times New Roman" w:hAnsi="Times New Roman" w:eastAsia="Times New Roman" w:cs="Times New Roman"/>
         </w:rPr>
-        <w:t>/</w:t>
-      </w:r>
-      <w:r>
-        <w:rPr>
-          <w:rFonts w:hint="eastAsia" w:ascii="Times New Roman" w:hAnsi="Times New Roman" w:eastAsia="FangSong" w:cs="Times New Roman"/>
-        </w:rPr>
-        <w:t>化学原理</w:t>
+        <w:t>/3-</w:t>
+      </w:r>
+      <w:r>
+        <w:rPr>
+          <w:rFonts w:hint="eastAsia" w:ascii="Times New Roman" w:hAnsi="Times New Roman" w:eastAsia="FangSong" w:cs="Times New Roman"/>
+        </w:rPr>
+        <w:t>物理化学</w:t>
       </w:r>
       <w:r>
         <w:rPr>
@@ -9076,7 +9076,7 @@
         <w:rPr>
           <w:rFonts w:hint="eastAsia" w:ascii="Times New Roman" w:hAnsi="Times New Roman" w:eastAsia="FangSong" w:cs="Times New Roman"/>
         </w:rPr>
-        <w:t>可能搞错谁被氧化</w:t>
+        <w:t>可能误判谁被氧化</w:t>
       </w:r>
       <w:r>
         <w:rPr>
@@ -13590,7 +13590,7 @@
               <w:rPr>
                 <w:rFonts w:hint="eastAsia" w:ascii="Times New Roman" w:hAnsi="Times New Roman" w:eastAsia="FangSong" w:cs="Times New Roman"/>
               </w:rPr>
-              <w:t>不学新东西</w:t>
+              <w:t>不学习新内容</w:t>
             </w:r>
           </w:p>
         </w:tc>
@@ -16399,7 +16399,7 @@
           <w:b/>
           <w:bCs/>
         </w:rPr>
-        <w:t xml:space="preserve">一句话记忆</w:t>
+        <w:t xml:space="preserve">记忆要点</w:t>
       </w:r>
       <w:r>
         <w:rPr>
@@ -19858,13 +19858,13 @@
         <w:rPr>
           <w:rFonts w:hint="eastAsia" w:ascii="Times New Roman" w:hAnsi="Times New Roman" w:eastAsia="Times New Roman" w:cs="Times New Roman"/>
         </w:rPr>
-        <w:t>/</w:t>
-      </w:r>
-      <w:r>
-        <w:rPr>
-          <w:rFonts w:hint="eastAsia" w:ascii="Times New Roman" w:hAnsi="Times New Roman" w:eastAsia="FangSong" w:cs="Times New Roman"/>
-        </w:rPr>
-        <w:t>化学原理</w:t>
+        <w:t>/3-</w:t>
+      </w:r>
+      <w:r>
+        <w:rPr>
+          <w:rFonts w:hint="eastAsia" w:ascii="Times New Roman" w:hAnsi="Times New Roman" w:eastAsia="FangSong" w:cs="Times New Roman"/>
+        </w:rPr>
+        <w:t>物理化学</w:t>
       </w:r>
       <w:r>
         <w:rPr>
@@ -21683,7 +21683,7 @@
     <ns0:name ns0:val="Verbatim Char"/>
     <ns0:basedOn ns0:val="BodyTextChar"/>
     <ns0:rPr>
-      <ns0:rFonts ns0:ascii="SimSun" ns0:hAnsi="SimSun" ns0:eastAsia="SimSun" ns0:cs="SimSun"/>
+      <ns0:rFonts ns0:ascii="SimSun" ns0:cs="SimSun" ns0:eastAsia="SimSun" ns0:hAnsi="SimSun"/>
       <ns0:b ns0:val="0"/>
       <ns0:sz ns0:val="20"/>
     </ns0:rPr>
@@ -21745,7 +21745,7 @@
       <w:wordWrap w:val="off"/>
     </w:pPr>
     <ns0:rPr>
-      <w:rFonts w:ascii="SimSun" w:hAnsi="SimSun" w:eastAsia="SimSun" w:cs="SimSun"/>
+      <w:rFonts ns0:ascii="SimSun" ns0:hAnsi="SimSun" ns0:eastAsia="SimSun" ns0:cs="SimSun"/>
     </ns0:rPr>
   </w:style>
   <w:style w:type="character" w:customStyle="1" w:styleId="KeywordTok">

--- a/06-学生侧材料/讲义/_综合/真题模拟拆解-超级充实版（自学完整）.docx
+++ b/06-学生侧材料/讲义/_综合/真题模拟拆解-超级充实版（自学完整）.docx
@@ -17854,61 +17854,15 @@
     </w:p>
     <w:p>
       <w:pPr>
-        <w:pStyle w:val="Compact"/>
-        <w:numPr>
-          <w:ilvl w:val="0"/>
-          <w:numId w:val="1003"/>
-        </w:numPr>
+        <w:pStyle w:val="FirstParagraph"/>
       </w:pPr>
       <w:r>
         <w:rPr>
-          <w:rFonts w:hint="eastAsia" w:ascii="Times New Roman" w:hAnsi="Times New Roman" w:eastAsia="FangSong" w:cs="Times New Roman"/>
+          <w:rFonts w:ascii="Times New Roman" w:hAnsi="Times New Roman" w:eastAsia="Times New Roman" w:cs="Times New Roman"/>
           <w:b/>
           <w:bCs/>
         </w:rPr>
-        <w:t xml:space="preserve">题型识别</w:t>
-      </w:r>
-      <w:r>
-        <w:rPr>
-          <w:rFonts w:hint="eastAsia" w:ascii="Times New Roman" w:hAnsi="Times New Roman" w:eastAsia="Times New Roman" w:cs="Times New Roman"/>
-        </w:rPr>
-        <w:t>：</w:t>
-      </w:r>
-      <w:r>
-        <w:rPr>
-          <w:rFonts w:hint="eastAsia" w:ascii="Times New Roman" w:hAnsi="Times New Roman" w:eastAsia="FangSong" w:cs="Times New Roman"/>
-        </w:rPr>
-        <w:t>给出</w:t>
-      </w:r>
-      <w:r>
-        <w:rPr>
-          <w:rFonts w:ascii="Times New Roman" w:hAnsi="Times New Roman" w:eastAsia="Times New Roman" w:cs="Times New Roman"/>
-        </w:rPr>
-        <w:t xml:space="preserve"> 5 </w:t>
-      </w:r>
-      <w:r>
-        <w:rPr>
-          <w:rFonts w:hint="eastAsia" w:ascii="Times New Roman" w:hAnsi="Times New Roman" w:eastAsia="FangSong" w:cs="Times New Roman"/>
-        </w:rPr>
-        <w:t>段题干</w:t>
-      </w:r>
-      <w:r>
-        <w:rPr>
-          <w:rFonts w:hint="eastAsia" w:ascii="Times New Roman" w:hAnsi="Times New Roman" w:eastAsia="Times New Roman" w:cs="Times New Roman"/>
-        </w:rPr>
-        <w:t>（</w:t>
-      </w:r>
-      <w:r>
-        <w:rPr>
-          <w:rFonts w:hint="eastAsia" w:ascii="Times New Roman" w:hAnsi="Times New Roman" w:eastAsia="FangSong" w:cs="Times New Roman"/>
-        </w:rPr>
-        <w:t>各含特征信号</w:t>
-      </w:r>
-      <w:r>
-        <w:rPr>
-          <w:rFonts w:hint="eastAsia" w:ascii="Times New Roman" w:hAnsi="Times New Roman" w:eastAsia="Times New Roman" w:cs="Times New Roman"/>
-        </w:rPr>
-        <w:t>），30</w:t>
+        <w:t xml:space="preserve">1.</w:t>
       </w:r>
       <w:r>
         <w:rPr>
@@ -17916,46 +17870,13 @@
         </w:rPr>
         <w:t xml:space="preserve"> </w:t>
       </w:r>
-      <w:r>
-        <w:rPr>
-          <w:rFonts w:hint="eastAsia" w:ascii="Times New Roman" w:hAnsi="Times New Roman" w:eastAsia="FangSong" w:cs="Times New Roman"/>
-        </w:rPr>
-        <w:t>秒内判断题型归属</w:t>
-      </w:r>
-      <w:r>
-        <w:rPr>
-          <w:rFonts w:hint="eastAsia" w:ascii="Times New Roman" w:hAnsi="Times New Roman" w:eastAsia="Times New Roman" w:cs="Times New Roman"/>
-        </w:rPr>
-        <w:t>（I/II/III/IV）</w:t>
-      </w:r>
-      <w:r>
-        <w:rPr>
-          <w:rFonts w:hint="eastAsia" w:ascii="Times New Roman" w:hAnsi="Times New Roman" w:eastAsia="FangSong" w:cs="Times New Roman"/>
-        </w:rPr>
-        <w:t>并匹配核心武器</w:t>
-      </w:r>
-      <w:r>
-        <w:rPr>
-          <w:rFonts w:hint="eastAsia" w:ascii="Times New Roman" w:hAnsi="Times New Roman" w:eastAsia="Times New Roman" w:cs="Times New Roman"/>
-        </w:rPr>
-        <w:t>。</w:t>
-      </w:r>
-    </w:p>
-    <w:p>
-      <w:pPr>
-        <w:pStyle w:val="Compact"/>
-        <w:numPr>
-          <w:ilvl w:val="0"/>
-          <w:numId w:val="1003"/>
-        </w:numPr>
-      </w:pPr>
       <w:r>
         <w:rPr>
           <w:rFonts w:hint="eastAsia" w:ascii="Times New Roman" w:hAnsi="Times New Roman" w:eastAsia="FangSong" w:cs="Times New Roman"/>
           <w:b/>
           <w:bCs/>
         </w:rPr>
-        <w:t xml:space="preserve">信息提取</w:t>
+        <w:t xml:space="preserve">题型识别</w:t>
       </w:r>
       <w:r>
         <w:rPr>
@@ -17967,19 +17888,19 @@
         <w:rPr>
           <w:rFonts w:hint="eastAsia" w:ascii="Times New Roman" w:hAnsi="Times New Roman" w:eastAsia="FangSong" w:cs="Times New Roman"/>
         </w:rPr>
-        <w:t>给一段给材料题干</w:t>
-      </w:r>
-      <w:r>
-        <w:rPr>
-          <w:rFonts w:hint="eastAsia" w:ascii="Times New Roman" w:hAnsi="Times New Roman" w:eastAsia="Times New Roman" w:cs="Times New Roman"/>
-        </w:rPr>
-        <w:t>，</w:t>
-      </w:r>
-      <w:r>
-        <w:rPr>
-          <w:rFonts w:hint="eastAsia" w:ascii="Times New Roman" w:hAnsi="Times New Roman" w:eastAsia="FangSong" w:cs="Times New Roman"/>
-        </w:rPr>
-        <w:t>圈出全部已知条件</w:t>
+        <w:t>给出</w:t>
+      </w:r>
+      <w:r>
+        <w:rPr>
+          <w:rFonts w:ascii="Times New Roman" w:hAnsi="Times New Roman" w:eastAsia="Times New Roman" w:cs="Times New Roman"/>
+        </w:rPr>
+        <w:t xml:space="preserve"> 5 </w:t>
+      </w:r>
+      <w:r>
+        <w:rPr>
+          <w:rFonts w:hint="eastAsia" w:ascii="Times New Roman" w:hAnsi="Times New Roman" w:eastAsia="FangSong" w:cs="Times New Roman"/>
+        </w:rPr>
+        <w:t>段题干</w:t>
       </w:r>
       <w:r>
         <w:rPr>
@@ -17991,67 +17912,37 @@
         <w:rPr>
           <w:rFonts w:hint="eastAsia" w:ascii="Times New Roman" w:hAnsi="Times New Roman" w:eastAsia="FangSong" w:cs="Times New Roman"/>
         </w:rPr>
-        <w:t>反应物</w:t>
-      </w:r>
-      <w:r>
-        <w:rPr>
-          <w:rFonts w:hint="eastAsia" w:ascii="Times New Roman" w:hAnsi="Times New Roman" w:eastAsia="Times New Roman" w:cs="Times New Roman"/>
-        </w:rPr>
-        <w:t>/</w:t>
-      </w:r>
-      <w:r>
-        <w:rPr>
-          <w:rFonts w:hint="eastAsia" w:ascii="Times New Roman" w:hAnsi="Times New Roman" w:eastAsia="FangSong" w:cs="Times New Roman"/>
-        </w:rPr>
-        <w:t>条件</w:t>
-      </w:r>
-      <w:r>
-        <w:rPr>
-          <w:rFonts w:hint="eastAsia" w:ascii="Times New Roman" w:hAnsi="Times New Roman" w:eastAsia="Times New Roman" w:cs="Times New Roman"/>
-        </w:rPr>
-        <w:t>/</w:t>
-      </w:r>
-      <w:r>
-        <w:rPr>
-          <w:rFonts w:hint="eastAsia" w:ascii="Times New Roman" w:hAnsi="Times New Roman" w:eastAsia="FangSong" w:cs="Times New Roman"/>
-        </w:rPr>
-        <w:t>试剂角色</w:t>
-      </w:r>
-      <w:r>
-        <w:rPr>
-          <w:rFonts w:hint="eastAsia" w:ascii="Times New Roman" w:hAnsi="Times New Roman" w:eastAsia="Times New Roman" w:cs="Times New Roman"/>
-        </w:rPr>
-        <w:t>/</w:t>
-      </w:r>
-      <w:r>
-        <w:rPr>
-          <w:rFonts w:hint="eastAsia" w:ascii="Times New Roman" w:hAnsi="Times New Roman" w:eastAsia="FangSong" w:cs="Times New Roman"/>
-        </w:rPr>
-        <w:t>数字</w:t>
-      </w:r>
-      <w:r>
-        <w:rPr>
-          <w:rFonts w:hint="eastAsia" w:ascii="Times New Roman" w:hAnsi="Times New Roman" w:eastAsia="Times New Roman" w:cs="Times New Roman"/>
-        </w:rPr>
-        <w:t>），</w:t>
-      </w:r>
-      <w:r>
-        <w:rPr>
-          <w:rFonts w:hint="eastAsia" w:ascii="Times New Roman" w:hAnsi="Times New Roman" w:eastAsia="FangSong" w:cs="Times New Roman"/>
-        </w:rPr>
-        <w:t>完成</w:t>
-      </w:r>
-      <w:r>
-        <w:rPr>
-          <w:rFonts w:ascii="Times New Roman" w:hAnsi="Times New Roman" w:eastAsia="Times New Roman" w:cs="Times New Roman"/>
-        </w:rPr>
-        <w:t xml:space="preserve"> Step 1 </w:t>
-      </w:r>
-      <w:r>
-        <w:rPr>
-          <w:rFonts w:hint="eastAsia" w:ascii="Times New Roman" w:hAnsi="Times New Roman" w:eastAsia="FangSong" w:cs="Times New Roman"/>
-        </w:rPr>
-        <w:t>检查点</w:t>
+        <w:t>各含特征信号</w:t>
+      </w:r>
+      <w:r>
+        <w:rPr>
+          <w:rFonts w:hint="eastAsia" w:ascii="Times New Roman" w:hAnsi="Times New Roman" w:eastAsia="Times New Roman" w:cs="Times New Roman"/>
+        </w:rPr>
+        <w:t>），30</w:t>
+      </w:r>
+      <w:r>
+        <w:rPr>
+          <w:rFonts w:ascii="Times New Roman" w:hAnsi="Times New Roman" w:eastAsia="Times New Roman" w:cs="Times New Roman"/>
+        </w:rPr>
+        <w:t xml:space="preserve"> </w:t>
+      </w:r>
+      <w:r>
+        <w:rPr>
+          <w:rFonts w:hint="eastAsia" w:ascii="Times New Roman" w:hAnsi="Times New Roman" w:eastAsia="FangSong" w:cs="Times New Roman"/>
+        </w:rPr>
+        <w:t>秒内判断题型归属</w:t>
+      </w:r>
+      <w:r>
+        <w:rPr>
+          <w:rFonts w:hint="eastAsia" w:ascii="Times New Roman" w:hAnsi="Times New Roman" w:eastAsia="Times New Roman" w:cs="Times New Roman"/>
+        </w:rPr>
+        <w:t>（I/II/III/IV）</w:t>
+      </w:r>
+      <w:r>
+        <w:rPr>
+          <w:rFonts w:hint="eastAsia" w:ascii="Times New Roman" w:hAnsi="Times New Roman" w:eastAsia="FangSong" w:cs="Times New Roman"/>
+        </w:rPr>
+        <w:t>并匹配核心武器</w:t>
       </w:r>
       <w:r>
         <w:rPr>
@@ -18059,116 +17950,268 @@
         </w:rPr>
         <w:t>。</w:t>
       </w:r>
-    </w:p>
-    <w:p>
-      <w:pPr>
-        <w:pStyle w:val="Compact"/>
-        <w:numPr>
-          <w:ilvl w:val="0"/>
-          <w:numId w:val="1003"/>
-        </w:numPr>
-      </w:pPr>
-      <w:r>
-        <w:rPr>
-          <w:rFonts w:hint="eastAsia" w:ascii="Times New Roman" w:hAnsi="Times New Roman" w:eastAsia="FangSong" w:cs="Times New Roman"/>
+      <w:r>
+        <w:rPr>
+          <w:rFonts w:ascii="Times New Roman" w:hAnsi="Times New Roman" w:eastAsia="Times New Roman" w:cs="Times New Roman"/>
+        </w:rPr>
+        <w:t xml:space="preserve"> </w:t>
+      </w:r>
+      <w:r>
+        <w:rPr>
+          <w:rFonts w:ascii="Times New Roman" w:hAnsi="Times New Roman" w:eastAsia="Times New Roman" w:cs="Times New Roman"/>
           <w:b/>
           <w:bCs/>
         </w:rPr>
-        <w:t xml:space="preserve">止损线判断</w:t>
-      </w:r>
-      <w:r>
-        <w:rPr>
-          <w:rFonts w:hint="eastAsia" w:ascii="Times New Roman" w:hAnsi="Times New Roman" w:eastAsia="Times New Roman" w:cs="Times New Roman"/>
-        </w:rPr>
-        <w:t>：</w:t>
-      </w:r>
-      <w:r>
-        <w:rPr>
-          <w:rFonts w:hint="eastAsia" w:ascii="Times New Roman" w:hAnsi="Times New Roman" w:eastAsia="FangSong" w:cs="Times New Roman"/>
-        </w:rPr>
-        <w:t>给出</w:t>
-      </w:r>
-      <w:r>
-        <w:rPr>
-          <w:rFonts w:ascii="Times New Roman" w:hAnsi="Times New Roman" w:eastAsia="Times New Roman" w:cs="Times New Roman"/>
-        </w:rPr>
-        <w:t xml:space="preserve"> 4 </w:t>
-      </w:r>
-      <w:r>
-        <w:rPr>
-          <w:rFonts w:hint="eastAsia" w:ascii="Times New Roman" w:hAnsi="Times New Roman" w:eastAsia="FangSong" w:cs="Times New Roman"/>
-        </w:rPr>
-        <w:t>个考场场景</w:t>
-      </w:r>
-      <w:r>
-        <w:rPr>
-          <w:rFonts w:hint="eastAsia" w:ascii="Times New Roman" w:hAnsi="Times New Roman" w:eastAsia="Times New Roman" w:cs="Times New Roman"/>
-        </w:rPr>
-        <w:t>（</w:t>
-      </w:r>
-      <w:r>
-        <w:rPr>
-          <w:rFonts w:hint="eastAsia" w:ascii="Times New Roman" w:hAnsi="Times New Roman" w:eastAsia="FangSong" w:cs="Times New Roman"/>
-        </w:rPr>
-        <w:t>各含卡壳时间</w:t>
-      </w:r>
-      <w:r>
-        <w:rPr>
-          <w:rFonts w:hint="eastAsia" w:ascii="Times New Roman" w:hAnsi="Times New Roman" w:eastAsia="Times New Roman" w:cs="Times New Roman"/>
-        </w:rPr>
-        <w:t>），</w:t>
-      </w:r>
-      <w:r>
-        <w:rPr>
-          <w:rFonts w:hint="eastAsia" w:ascii="Times New Roman" w:hAnsi="Times New Roman" w:eastAsia="FangSong" w:cs="Times New Roman"/>
-        </w:rPr>
-        <w:t>判断是否该跳</w:t>
-      </w:r>
-      <w:r>
-        <w:rPr>
-          <w:rFonts w:hint="eastAsia" w:ascii="Times New Roman" w:hAnsi="Times New Roman" w:eastAsia="Times New Roman" w:cs="Times New Roman"/>
-        </w:rPr>
-        <w:t>、</w:t>
-      </w:r>
-      <w:r>
-        <w:rPr>
-          <w:rFonts w:hint="eastAsia" w:ascii="Times New Roman" w:hAnsi="Times New Roman" w:eastAsia="FangSong" w:cs="Times New Roman"/>
-        </w:rPr>
-        <w:t>跳到哪</w:t>
-      </w:r>
-      <w:r>
-        <w:rPr>
-          <w:rFonts w:hint="eastAsia" w:ascii="Times New Roman" w:hAnsi="Times New Roman" w:eastAsia="Times New Roman" w:cs="Times New Roman"/>
-        </w:rPr>
-        <w:t>、</w:t>
-      </w:r>
-      <w:r>
-        <w:rPr>
-          <w:rFonts w:hint="eastAsia" w:ascii="Times New Roman" w:hAnsi="Times New Roman" w:eastAsia="FangSong" w:cs="Times New Roman"/>
-        </w:rPr>
-        <w:t>回头做什么</w:t>
-      </w:r>
-      <w:r>
-        <w:rPr>
-          <w:rFonts w:hint="eastAsia" w:ascii="Times New Roman" w:hAnsi="Times New Roman" w:eastAsia="Times New Roman" w:cs="Times New Roman"/>
-        </w:rPr>
-        <w:t>。</w:t>
-      </w:r>
-    </w:p>
-    <w:p>
-      <w:pPr>
-        <w:pStyle w:val="Compact"/>
-        <w:numPr>
-          <w:ilvl w:val="0"/>
-          <w:numId w:val="1003"/>
-        </w:numPr>
-      </w:pPr>
+        <w:t xml:space="preserve">2.</w:t>
+      </w:r>
+      <w:r>
+        <w:rPr>
+          <w:rFonts w:ascii="Times New Roman" w:hAnsi="Times New Roman" w:eastAsia="Times New Roman" w:cs="Times New Roman"/>
+        </w:rPr>
+        <w:t xml:space="preserve"> </w:t>
+      </w:r>
       <w:r>
         <w:rPr>
           <w:rFonts w:hint="eastAsia" w:ascii="Times New Roman" w:hAnsi="Times New Roman" w:eastAsia="FangSong" w:cs="Times New Roman"/>
           <w:b/>
           <w:bCs/>
         </w:rPr>
+        <w:t xml:space="preserve">信息提取</w:t>
+      </w:r>
+      <w:r>
+        <w:rPr>
+          <w:rFonts w:hint="eastAsia" w:ascii="Times New Roman" w:hAnsi="Times New Roman" w:eastAsia="Times New Roman" w:cs="Times New Roman"/>
+        </w:rPr>
+        <w:t>：</w:t>
+      </w:r>
+      <w:r>
+        <w:rPr>
+          <w:rFonts w:hint="eastAsia" w:ascii="Times New Roman" w:hAnsi="Times New Roman" w:eastAsia="FangSong" w:cs="Times New Roman"/>
+        </w:rPr>
+        <w:t>给一段给材料题干</w:t>
+      </w:r>
+      <w:r>
+        <w:rPr>
+          <w:rFonts w:hint="eastAsia" w:ascii="Times New Roman" w:hAnsi="Times New Roman" w:eastAsia="Times New Roman" w:cs="Times New Roman"/>
+        </w:rPr>
+        <w:t>，</w:t>
+      </w:r>
+      <w:r>
+        <w:rPr>
+          <w:rFonts w:hint="eastAsia" w:ascii="Times New Roman" w:hAnsi="Times New Roman" w:eastAsia="FangSong" w:cs="Times New Roman"/>
+        </w:rPr>
+        <w:t>圈出全部已知条件</w:t>
+      </w:r>
+      <w:r>
+        <w:rPr>
+          <w:rFonts w:hint="eastAsia" w:ascii="Times New Roman" w:hAnsi="Times New Roman" w:eastAsia="Times New Roman" w:cs="Times New Roman"/>
+        </w:rPr>
+        <w:t>（</w:t>
+      </w:r>
+      <w:r>
+        <w:rPr>
+          <w:rFonts w:hint="eastAsia" w:ascii="Times New Roman" w:hAnsi="Times New Roman" w:eastAsia="FangSong" w:cs="Times New Roman"/>
+        </w:rPr>
+        <w:t>反应物</w:t>
+      </w:r>
+      <w:r>
+        <w:rPr>
+          <w:rFonts w:hint="eastAsia" w:ascii="Times New Roman" w:hAnsi="Times New Roman" w:eastAsia="Times New Roman" w:cs="Times New Roman"/>
+        </w:rPr>
+        <w:t>/</w:t>
+      </w:r>
+      <w:r>
+        <w:rPr>
+          <w:rFonts w:hint="eastAsia" w:ascii="Times New Roman" w:hAnsi="Times New Roman" w:eastAsia="FangSong" w:cs="Times New Roman"/>
+        </w:rPr>
+        <w:t>条件</w:t>
+      </w:r>
+      <w:r>
+        <w:rPr>
+          <w:rFonts w:hint="eastAsia" w:ascii="Times New Roman" w:hAnsi="Times New Roman" w:eastAsia="Times New Roman" w:cs="Times New Roman"/>
+        </w:rPr>
+        <w:t>/</w:t>
+      </w:r>
+      <w:r>
+        <w:rPr>
+          <w:rFonts w:hint="eastAsia" w:ascii="Times New Roman" w:hAnsi="Times New Roman" w:eastAsia="FangSong" w:cs="Times New Roman"/>
+        </w:rPr>
+        <w:t>试剂角色</w:t>
+      </w:r>
+      <w:r>
+        <w:rPr>
+          <w:rFonts w:hint="eastAsia" w:ascii="Times New Roman" w:hAnsi="Times New Roman" w:eastAsia="Times New Roman" w:cs="Times New Roman"/>
+        </w:rPr>
+        <w:t>/</w:t>
+      </w:r>
+      <w:r>
+        <w:rPr>
+          <w:rFonts w:hint="eastAsia" w:ascii="Times New Roman" w:hAnsi="Times New Roman" w:eastAsia="FangSong" w:cs="Times New Roman"/>
+        </w:rPr>
+        <w:t>数字</w:t>
+      </w:r>
+      <w:r>
+        <w:rPr>
+          <w:rFonts w:hint="eastAsia" w:ascii="Times New Roman" w:hAnsi="Times New Roman" w:eastAsia="Times New Roman" w:cs="Times New Roman"/>
+        </w:rPr>
+        <w:t>），</w:t>
+      </w:r>
+      <w:r>
+        <w:rPr>
+          <w:rFonts w:hint="eastAsia" w:ascii="Times New Roman" w:hAnsi="Times New Roman" w:eastAsia="FangSong" w:cs="Times New Roman"/>
+        </w:rPr>
+        <w:t>完成</w:t>
+      </w:r>
+      <w:r>
+        <w:rPr>
+          <w:rFonts w:ascii="Times New Roman" w:hAnsi="Times New Roman" w:eastAsia="Times New Roman" w:cs="Times New Roman"/>
+        </w:rPr>
+        <w:t xml:space="preserve"> Step 1 </w:t>
+      </w:r>
+      <w:r>
+        <w:rPr>
+          <w:rFonts w:hint="eastAsia" w:ascii="Times New Roman" w:hAnsi="Times New Roman" w:eastAsia="FangSong" w:cs="Times New Roman"/>
+        </w:rPr>
+        <w:t>检查点</w:t>
+      </w:r>
+      <w:r>
+        <w:rPr>
+          <w:rFonts w:hint="eastAsia" w:ascii="Times New Roman" w:hAnsi="Times New Roman" w:eastAsia="Times New Roman" w:cs="Times New Roman"/>
+        </w:rPr>
+        <w:t>。</w:t>
+      </w:r>
+      <w:r>
+        <w:rPr>
+          <w:rFonts w:ascii="Times New Roman" w:hAnsi="Times New Roman" w:eastAsia="Times New Roman" w:cs="Times New Roman"/>
+        </w:rPr>
+        <w:t xml:space="preserve"> </w:t>
+      </w:r>
+      <w:r>
+        <w:rPr>
+          <w:rFonts w:ascii="Times New Roman" w:hAnsi="Times New Roman" w:eastAsia="Times New Roman" w:cs="Times New Roman"/>
+          <w:b/>
+          <w:bCs/>
+        </w:rPr>
+        <w:t xml:space="preserve">3.</w:t>
+      </w:r>
+      <w:r>
+        <w:rPr>
+          <w:rFonts w:ascii="Times New Roman" w:hAnsi="Times New Roman" w:eastAsia="Times New Roman" w:cs="Times New Roman"/>
+        </w:rPr>
+        <w:t xml:space="preserve"> </w:t>
+      </w:r>
+      <w:r>
+        <w:rPr>
+          <w:rFonts w:hint="eastAsia" w:ascii="Times New Roman" w:hAnsi="Times New Roman" w:eastAsia="FangSong" w:cs="Times New Roman"/>
+          <w:b/>
+          <w:bCs/>
+        </w:rPr>
+        <w:t xml:space="preserve">止损线判断</w:t>
+      </w:r>
+      <w:r>
+        <w:rPr>
+          <w:rFonts w:hint="eastAsia" w:ascii="Times New Roman" w:hAnsi="Times New Roman" w:eastAsia="Times New Roman" w:cs="Times New Roman"/>
+        </w:rPr>
+        <w:t>：</w:t>
+      </w:r>
+      <w:r>
+        <w:rPr>
+          <w:rFonts w:hint="eastAsia" w:ascii="Times New Roman" w:hAnsi="Times New Roman" w:eastAsia="FangSong" w:cs="Times New Roman"/>
+        </w:rPr>
+        <w:t>给出</w:t>
+      </w:r>
+      <w:r>
+        <w:rPr>
+          <w:rFonts w:ascii="Times New Roman" w:hAnsi="Times New Roman" w:eastAsia="Times New Roman" w:cs="Times New Roman"/>
+        </w:rPr>
+        <w:t xml:space="preserve"> 4 </w:t>
+      </w:r>
+      <w:r>
+        <w:rPr>
+          <w:rFonts w:hint="eastAsia" w:ascii="Times New Roman" w:hAnsi="Times New Roman" w:eastAsia="FangSong" w:cs="Times New Roman"/>
+        </w:rPr>
+        <w:t>个考场场景</w:t>
+      </w:r>
+      <w:r>
+        <w:rPr>
+          <w:rFonts w:hint="eastAsia" w:ascii="Times New Roman" w:hAnsi="Times New Roman" w:eastAsia="Times New Roman" w:cs="Times New Roman"/>
+        </w:rPr>
+        <w:t>（</w:t>
+      </w:r>
+      <w:r>
+        <w:rPr>
+          <w:rFonts w:hint="eastAsia" w:ascii="Times New Roman" w:hAnsi="Times New Roman" w:eastAsia="FangSong" w:cs="Times New Roman"/>
+        </w:rPr>
+        <w:t>各含卡壳时间</w:t>
+      </w:r>
+      <w:r>
+        <w:rPr>
+          <w:rFonts w:hint="eastAsia" w:ascii="Times New Roman" w:hAnsi="Times New Roman" w:eastAsia="Times New Roman" w:cs="Times New Roman"/>
+        </w:rPr>
+        <w:t>），</w:t>
+      </w:r>
+      <w:r>
+        <w:rPr>
+          <w:rFonts w:hint="eastAsia" w:ascii="Times New Roman" w:hAnsi="Times New Roman" w:eastAsia="FangSong" w:cs="Times New Roman"/>
+        </w:rPr>
+        <w:t>判断是否该跳</w:t>
+      </w:r>
+      <w:r>
+        <w:rPr>
+          <w:rFonts w:hint="eastAsia" w:ascii="Times New Roman" w:hAnsi="Times New Roman" w:eastAsia="Times New Roman" w:cs="Times New Roman"/>
+        </w:rPr>
+        <w:t>、</w:t>
+      </w:r>
+      <w:r>
+        <w:rPr>
+          <w:rFonts w:hint="eastAsia" w:ascii="Times New Roman" w:hAnsi="Times New Roman" w:eastAsia="FangSong" w:cs="Times New Roman"/>
+        </w:rPr>
+        <w:t>跳到哪</w:t>
+      </w:r>
+      <w:r>
+        <w:rPr>
+          <w:rFonts w:hint="eastAsia" w:ascii="Times New Roman" w:hAnsi="Times New Roman" w:eastAsia="Times New Roman" w:cs="Times New Roman"/>
+        </w:rPr>
+        <w:t>、</w:t>
+      </w:r>
+      <w:r>
+        <w:rPr>
+          <w:rFonts w:hint="eastAsia" w:ascii="Times New Roman" w:hAnsi="Times New Roman" w:eastAsia="FangSong" w:cs="Times New Roman"/>
+        </w:rPr>
+        <w:t>回头做什么</w:t>
+      </w:r>
+      <w:r>
+        <w:rPr>
+          <w:rFonts w:hint="eastAsia" w:ascii="Times New Roman" w:hAnsi="Times New Roman" w:eastAsia="Times New Roman" w:cs="Times New Roman"/>
+        </w:rPr>
+        <w:t>。</w:t>
+      </w:r>
+      <w:r>
+        <w:rPr>
+          <w:rFonts w:ascii="Times New Roman" w:hAnsi="Times New Roman" w:eastAsia="Times New Roman" w:cs="Times New Roman"/>
+        </w:rPr>
+        <w:t xml:space="preserve"> </w:t>
+      </w:r>
+      <w:r>
+        <w:rPr>
+          <w:rFonts w:ascii="Times New Roman" w:hAnsi="Times New Roman" w:eastAsia="Times New Roman" w:cs="Times New Roman"/>
+          <w:b/>
+          <w:bCs/>
+        </w:rPr>
+        <w:t xml:space="preserve">4.</w:t>
+      </w:r>
+      <w:r>
+        <w:rPr>
+          <w:rFonts w:ascii="Times New Roman" w:hAnsi="Times New Roman" w:eastAsia="Times New Roman" w:cs="Times New Roman"/>
+        </w:rPr>
+        <w:t xml:space="preserve"> </w:t>
+      </w:r>
+      <w:r>
+        <w:rPr>
+          <w:rFonts w:hint="eastAsia" w:ascii="Times New Roman" w:hAnsi="Times New Roman" w:eastAsia="FangSong" w:cs="Times New Roman"/>
+          <w:b/>
+          <w:bCs/>
+        </w:rPr>
         <w:t xml:space="preserve">检查策略</w:t>
       </w:r>
       <w:r>
@@ -18273,15 +18316,26 @@
         </w:rPr>
         <w:t>）。</w:t>
       </w:r>
-    </w:p>
-    <w:p>
-      <w:pPr>
-        <w:pStyle w:val="Compact"/>
-        <w:numPr>
-          <w:ilvl w:val="0"/>
-          <w:numId w:val="1003"/>
-        </w:numPr>
-      </w:pPr>
+      <w:r>
+        <w:rPr>
+          <w:rFonts w:ascii="Times New Roman" w:hAnsi="Times New Roman" w:eastAsia="Times New Roman" w:cs="Times New Roman"/>
+        </w:rPr>
+        <w:t xml:space="preserve"> </w:t>
+      </w:r>
+      <w:r>
+        <w:rPr>
+          <w:rFonts w:ascii="Times New Roman" w:hAnsi="Times New Roman" w:eastAsia="Times New Roman" w:cs="Times New Roman"/>
+          <w:b/>
+          <w:bCs/>
+        </w:rPr>
+        <w:t xml:space="preserve">5.</w:t>
+      </w:r>
+      <w:r>
+        <w:rPr>
+          <w:rFonts w:ascii="Times New Roman" w:hAnsi="Times New Roman" w:eastAsia="Times New Roman" w:cs="Times New Roman"/>
+        </w:rPr>
+        <w:t xml:space="preserve"> </w:t>
+      </w:r>
       <w:r>
         <w:rPr>
           <w:rFonts w:hint="eastAsia" w:ascii="Times New Roman" w:hAnsi="Times New Roman" w:eastAsia="FangSong" w:cs="Times New Roman"/>
@@ -18373,12 +18427,22 @@
     </w:p>
     <w:p>
       <w:pPr>
-        <w:pStyle w:val="Compact"/>
-        <w:numPr>
-          <w:ilvl w:val="0"/>
-          <w:numId w:val="1004"/>
-        </w:numPr>
+        <w:pStyle w:val="FirstParagraph"/>
       </w:pPr>
+      <w:r>
+        <w:rPr>
+          <w:rFonts w:ascii="Times New Roman" w:hAnsi="Times New Roman" w:eastAsia="Times New Roman" w:cs="Times New Roman"/>
+          <w:b/>
+          <w:bCs/>
+        </w:rPr>
+        <w:t xml:space="preserve">6.</w:t>
+      </w:r>
+      <w:r>
+        <w:rPr>
+          <w:rFonts w:ascii="Times New Roman" w:hAnsi="Times New Roman" w:eastAsia="Times New Roman" w:cs="Times New Roman"/>
+        </w:rPr>
+        <w:t xml:space="preserve"> </w:t>
+      </w:r>
       <w:r>
         <w:rPr>
           <w:rFonts w:hint="eastAsia" w:ascii="Times New Roman" w:hAnsi="Times New Roman" w:eastAsia="FangSong" w:cs="Times New Roman"/>
@@ -18488,15 +18552,26 @@
         </w:rPr>
         <w:t>）。</w:t>
       </w:r>
-    </w:p>
-    <w:p>
-      <w:pPr>
-        <w:pStyle w:val="Compact"/>
-        <w:numPr>
-          <w:ilvl w:val="0"/>
-          <w:numId w:val="1004"/>
-        </w:numPr>
-      </w:pPr>
+      <w:r>
+        <w:rPr>
+          <w:rFonts w:ascii="Times New Roman" w:hAnsi="Times New Roman" w:eastAsia="Times New Roman" w:cs="Times New Roman"/>
+        </w:rPr>
+        <w:t xml:space="preserve"> </w:t>
+      </w:r>
+      <w:r>
+        <w:rPr>
+          <w:rFonts w:ascii="Times New Roman" w:hAnsi="Times New Roman" w:eastAsia="Times New Roman" w:cs="Times New Roman"/>
+          <w:b/>
+          <w:bCs/>
+        </w:rPr>
+        <w:t xml:space="preserve">7.</w:t>
+      </w:r>
+      <w:r>
+        <w:rPr>
+          <w:rFonts w:ascii="Times New Roman" w:hAnsi="Times New Roman" w:eastAsia="Times New Roman" w:cs="Times New Roman"/>
+        </w:rPr>
+        <w:t xml:space="preserve"> </w:t>
+      </w:r>
       <w:r>
         <w:rPr>
           <w:rFonts w:ascii="Times New Roman" w:hAnsi="Times New Roman" w:eastAsia="Times New Roman" w:cs="Times New Roman"/>
@@ -18623,116 +18698,138 @@
         </w:rPr>
         <w:t>。</w:t>
       </w:r>
-    </w:p>
-    <w:p>
-      <w:pPr>
-        <w:pStyle w:val="Compact"/>
-        <w:numPr>
-          <w:ilvl w:val="0"/>
-          <w:numId w:val="1004"/>
-        </w:numPr>
-      </w:pPr>
-      <w:r>
-        <w:rPr>
-          <w:rFonts w:hint="eastAsia" w:ascii="Times New Roman" w:hAnsi="Times New Roman" w:eastAsia="FangSong" w:cs="Times New Roman"/>
+      <w:r>
+        <w:rPr>
+          <w:rFonts w:ascii="Times New Roman" w:hAnsi="Times New Roman" w:eastAsia="Times New Roman" w:cs="Times New Roman"/>
+        </w:rPr>
+        <w:t xml:space="preserve"> </w:t>
+      </w:r>
+      <w:r>
+        <w:rPr>
+          <w:rFonts w:ascii="Times New Roman" w:hAnsi="Times New Roman" w:eastAsia="Times New Roman" w:cs="Times New Roman"/>
           <w:b/>
           <w:bCs/>
         </w:rPr>
-        <w:t xml:space="preserve">电子流向</w:t>
-      </w:r>
-      <w:r>
-        <w:rPr>
-          <w:rFonts w:hint="eastAsia" w:ascii="Times New Roman" w:hAnsi="Times New Roman" w:eastAsia="Times New Roman" w:cs="Times New Roman"/>
-        </w:rPr>
-        <w:t>：</w:t>
-      </w:r>
-      <w:r>
-        <w:rPr>
-          <w:rFonts w:hint="eastAsia" w:ascii="Times New Roman" w:hAnsi="Times New Roman" w:eastAsia="FangSong" w:cs="Times New Roman"/>
-        </w:rPr>
-        <w:t>给一个陌生催化循环中间产物链</w:t>
-      </w:r>
-      <w:r>
-        <w:rPr>
-          <w:rFonts w:hint="eastAsia" w:ascii="Times New Roman" w:hAnsi="Times New Roman" w:eastAsia="Times New Roman" w:cs="Times New Roman"/>
-        </w:rPr>
-        <w:t>，</w:t>
-      </w:r>
-      <w:r>
-        <w:rPr>
-          <w:rFonts w:hint="eastAsia" w:ascii="Times New Roman" w:hAnsi="Times New Roman" w:eastAsia="FangSong" w:cs="Times New Roman"/>
-        </w:rPr>
-        <w:t>用</w:t>
-      </w:r>
-      <w:r>
-        <w:rPr>
-          <w:rFonts w:ascii="Times New Roman" w:hAnsi="Times New Roman" w:eastAsia="Times New Roman" w:cs="Times New Roman"/>
-        </w:rPr>
-        <w:t xml:space="preserve"> 5 </w:t>
-      </w:r>
-      <w:r>
-        <w:rPr>
-          <w:rFonts w:hint="eastAsia" w:ascii="Times New Roman" w:hAnsi="Times New Roman" w:eastAsia="FangSong" w:cs="Times New Roman"/>
-        </w:rPr>
-        <w:t xml:space="preserve">步法</w:t>
-      </w:r>
-      <w:r>
-        <w:rPr>
-          <w:rFonts w:ascii="Times New Roman" w:hAnsi="Times New Roman" w:eastAsia="Times New Roman" w:cs="Times New Roman"/>
-        </w:rPr>
-        <w:t xml:space="preserve"> Step 3 </w:t>
-      </w:r>
-      <w:r>
-        <w:rPr>
-          <w:rFonts w:hint="eastAsia" w:ascii="Times New Roman" w:hAnsi="Times New Roman" w:eastAsia="FangSong" w:cs="Times New Roman"/>
-        </w:rPr>
-        <w:t>推箭头</w:t>
-      </w:r>
-      <w:r>
-        <w:rPr>
-          <w:rFonts w:hint="eastAsia" w:ascii="Times New Roman" w:hAnsi="Times New Roman" w:eastAsia="Times New Roman" w:cs="Times New Roman"/>
-        </w:rPr>
-        <w:t>，</w:t>
-      </w:r>
-      <w:r>
-        <w:rPr>
-          <w:rFonts w:hint="eastAsia" w:ascii="Times New Roman" w:hAnsi="Times New Roman" w:eastAsia="FangSong" w:cs="Times New Roman"/>
-        </w:rPr>
-        <w:t>标注每步断键</w:t>
-      </w:r>
-      <w:r>
-        <w:rPr>
-          <w:rFonts w:hint="eastAsia" w:ascii="Times New Roman" w:hAnsi="Times New Roman" w:eastAsia="Times New Roman" w:cs="Times New Roman"/>
-        </w:rPr>
-        <w:t>/</w:t>
-      </w:r>
-      <w:r>
-        <w:rPr>
-          <w:rFonts w:hint="eastAsia" w:ascii="Times New Roman" w:hAnsi="Times New Roman" w:eastAsia="FangSong" w:cs="Times New Roman"/>
-        </w:rPr>
-        <w:t>成键</w:t>
-      </w:r>
-      <w:r>
-        <w:rPr>
-          <w:rFonts w:hint="eastAsia" w:ascii="Times New Roman" w:hAnsi="Times New Roman" w:eastAsia="Times New Roman" w:cs="Times New Roman"/>
-        </w:rPr>
-        <w:t>。</w:t>
-      </w:r>
-    </w:p>
-    <w:p>
-      <w:pPr>
-        <w:pStyle w:val="Compact"/>
-        <w:numPr>
-          <w:ilvl w:val="0"/>
-          <w:numId w:val="1004"/>
-        </w:numPr>
-      </w:pPr>
+        <w:t xml:space="preserve">8.</w:t>
+      </w:r>
+      <w:r>
+        <w:rPr>
+          <w:rFonts w:ascii="Times New Roman" w:hAnsi="Times New Roman" w:eastAsia="Times New Roman" w:cs="Times New Roman"/>
+        </w:rPr>
+        <w:t xml:space="preserve"> </w:t>
+      </w:r>
       <w:r>
         <w:rPr>
           <w:rFonts w:hint="eastAsia" w:ascii="Times New Roman" w:hAnsi="Times New Roman" w:eastAsia="FangSong" w:cs="Times New Roman"/>
           <w:b/>
           <w:bCs/>
         </w:rPr>
+        <w:t xml:space="preserve">电子流向</w:t>
+      </w:r>
+      <w:r>
+        <w:rPr>
+          <w:rFonts w:hint="eastAsia" w:ascii="Times New Roman" w:hAnsi="Times New Roman" w:eastAsia="Times New Roman" w:cs="Times New Roman"/>
+        </w:rPr>
+        <w:t>：</w:t>
+      </w:r>
+      <w:r>
+        <w:rPr>
+          <w:rFonts w:hint="eastAsia" w:ascii="Times New Roman" w:hAnsi="Times New Roman" w:eastAsia="FangSong" w:cs="Times New Roman"/>
+        </w:rPr>
+        <w:t>给一个陌生催化循环中间产物链</w:t>
+      </w:r>
+      <w:r>
+        <w:rPr>
+          <w:rFonts w:hint="eastAsia" w:ascii="Times New Roman" w:hAnsi="Times New Roman" w:eastAsia="Times New Roman" w:cs="Times New Roman"/>
+        </w:rPr>
+        <w:t>，</w:t>
+      </w:r>
+      <w:r>
+        <w:rPr>
+          <w:rFonts w:hint="eastAsia" w:ascii="Times New Roman" w:hAnsi="Times New Roman" w:eastAsia="FangSong" w:cs="Times New Roman"/>
+        </w:rPr>
+        <w:t>用</w:t>
+      </w:r>
+      <w:r>
+        <w:rPr>
+          <w:rFonts w:ascii="Times New Roman" w:hAnsi="Times New Roman" w:eastAsia="Times New Roman" w:cs="Times New Roman"/>
+        </w:rPr>
+        <w:t xml:space="preserve"> 5 </w:t>
+      </w:r>
+      <w:r>
+        <w:rPr>
+          <w:rFonts w:hint="eastAsia" w:ascii="Times New Roman" w:hAnsi="Times New Roman" w:eastAsia="FangSong" w:cs="Times New Roman"/>
+        </w:rPr>
+        <w:t xml:space="preserve">步法</w:t>
+      </w:r>
+      <w:r>
+        <w:rPr>
+          <w:rFonts w:ascii="Times New Roman" w:hAnsi="Times New Roman" w:eastAsia="Times New Roman" w:cs="Times New Roman"/>
+        </w:rPr>
+        <w:t xml:space="preserve"> Step 3 </w:t>
+      </w:r>
+      <w:r>
+        <w:rPr>
+          <w:rFonts w:hint="eastAsia" w:ascii="Times New Roman" w:hAnsi="Times New Roman" w:eastAsia="FangSong" w:cs="Times New Roman"/>
+        </w:rPr>
+        <w:t>推箭头</w:t>
+      </w:r>
+      <w:r>
+        <w:rPr>
+          <w:rFonts w:hint="eastAsia" w:ascii="Times New Roman" w:hAnsi="Times New Roman" w:eastAsia="Times New Roman" w:cs="Times New Roman"/>
+        </w:rPr>
+        <w:t>，</w:t>
+      </w:r>
+      <w:r>
+        <w:rPr>
+          <w:rFonts w:hint="eastAsia" w:ascii="Times New Roman" w:hAnsi="Times New Roman" w:eastAsia="FangSong" w:cs="Times New Roman"/>
+        </w:rPr>
+        <w:t>标注每步断键</w:t>
+      </w:r>
+      <w:r>
+        <w:rPr>
+          <w:rFonts w:hint="eastAsia" w:ascii="Times New Roman" w:hAnsi="Times New Roman" w:eastAsia="Times New Roman" w:cs="Times New Roman"/>
+        </w:rPr>
+        <w:t>/</w:t>
+      </w:r>
+      <w:r>
+        <w:rPr>
+          <w:rFonts w:hint="eastAsia" w:ascii="Times New Roman" w:hAnsi="Times New Roman" w:eastAsia="FangSong" w:cs="Times New Roman"/>
+        </w:rPr>
+        <w:t>成键</w:t>
+      </w:r>
+      <w:r>
+        <w:rPr>
+          <w:rFonts w:hint="eastAsia" w:ascii="Times New Roman" w:hAnsi="Times New Roman" w:eastAsia="Times New Roman" w:cs="Times New Roman"/>
+        </w:rPr>
+        <w:t>。</w:t>
+      </w:r>
+      <w:r>
+        <w:rPr>
+          <w:rFonts w:ascii="Times New Roman" w:hAnsi="Times New Roman" w:eastAsia="Times New Roman" w:cs="Times New Roman"/>
+        </w:rPr>
+        <w:t xml:space="preserve"> </w:t>
+      </w:r>
+      <w:r>
+        <w:rPr>
+          <w:rFonts w:ascii="Times New Roman" w:hAnsi="Times New Roman" w:eastAsia="Times New Roman" w:cs="Times New Roman"/>
+          <w:b/>
+          <w:bCs/>
+        </w:rPr>
+        <w:t xml:space="preserve">9.</w:t>
+      </w:r>
+      <w:r>
+        <w:rPr>
+          <w:rFonts w:ascii="Times New Roman" w:hAnsi="Times New Roman" w:eastAsia="Times New Roman" w:cs="Times New Roman"/>
+        </w:rPr>
+        <w:t xml:space="preserve"> </w:t>
+      </w:r>
+      <w:r>
+        <w:rPr>
+          <w:rFonts w:hint="eastAsia" w:ascii="Times New Roman" w:hAnsi="Times New Roman" w:eastAsia="FangSong" w:cs="Times New Roman"/>
+          <w:b/>
+          <w:bCs/>
+        </w:rPr>
         <w:t xml:space="preserve">投影图还原</w:t>
       </w:r>
       <w:r>
@@ -18832,15 +18929,26 @@
         </w:rPr>
         <w:t>。</w:t>
       </w:r>
-    </w:p>
-    <w:p>
-      <w:pPr>
-        <w:pStyle w:val="Compact"/>
-        <w:numPr>
-          <w:ilvl w:val="0"/>
-          <w:numId w:val="1004"/>
-        </w:numPr>
-      </w:pPr>
+      <w:r>
+        <w:rPr>
+          <w:rFonts w:ascii="Times New Roman" w:hAnsi="Times New Roman" w:eastAsia="Times New Roman" w:cs="Times New Roman"/>
+        </w:rPr>
+        <w:t xml:space="preserve"> </w:t>
+      </w:r>
+      <w:r>
+        <w:rPr>
+          <w:rFonts w:ascii="Times New Roman" w:hAnsi="Times New Roman" w:eastAsia="Times New Roman" w:cs="Times New Roman"/>
+          <w:b/>
+          <w:bCs/>
+        </w:rPr>
+        <w:t xml:space="preserve">10.</w:t>
+      </w:r>
+      <w:r>
+        <w:rPr>
+          <w:rFonts w:ascii="Times New Roman" w:hAnsi="Times New Roman" w:eastAsia="Times New Roman" w:cs="Times New Roman"/>
+        </w:rPr>
+        <w:t xml:space="preserve"> </w:t>
+      </w:r>
       <w:r>
         <w:rPr>
           <w:rFonts w:hint="eastAsia" w:ascii="Times New Roman" w:hAnsi="Times New Roman" w:eastAsia="FangSong" w:cs="Times New Roman"/>
@@ -19004,134 +19112,67 @@
     </w:p>
     <w:p>
       <w:pPr>
-        <w:pStyle w:val="Compact"/>
-        <w:numPr>
-          <w:ilvl w:val="0"/>
-          <w:numId w:val="1005"/>
-        </w:numPr>
+        <w:pStyle w:val="FirstParagraph"/>
       </w:pPr>
       <w:r>
         <w:rPr>
-          <w:rFonts w:hint="eastAsia" w:ascii="Times New Roman" w:hAnsi="Times New Roman" w:eastAsia="Times New Roman" w:cs="Times New Roman"/>
+          <w:rFonts w:ascii="Times New Roman" w:hAnsi="Times New Roman" w:eastAsia="Times New Roman" w:cs="Times New Roman"/>
           <w:b/>
           <w:bCs/>
         </w:rPr>
-        <w:t>NHC-</w:t>
-      </w:r>
-      <w:r>
-        <w:rPr>
-          <w:rFonts w:hint="eastAsia" w:ascii="Times New Roman" w:hAnsi="Times New Roman" w:eastAsia="FangSong" w:cs="Times New Roman"/>
+        <w:t xml:space="preserve">11.</w:t>
+      </w:r>
+      <w:r>
+        <w:rPr>
+          <w:rFonts w:ascii="Times New Roman" w:hAnsi="Times New Roman" w:eastAsia="Times New Roman" w:cs="Times New Roman"/>
+        </w:rPr>
+        <w:t xml:space="preserve"> </w:t>
+      </w:r>
+      <w:r>
+        <w:rPr>
+          <w:rFonts w:hint="eastAsia" w:ascii="Times New Roman" w:hAnsi="Times New Roman" w:eastAsia="Times New Roman" w:cs="Times New Roman"/>
           <w:b/>
           <w:bCs/>
         </w:rPr>
-        <w:t>硼自由基</w:t>
-      </w:r>
-      <w:r>
-        <w:rPr>
-          <w:rFonts w:hint="eastAsia" w:ascii="Times New Roman" w:hAnsi="Times New Roman" w:eastAsia="Times New Roman" w:cs="Times New Roman"/>
-        </w:rPr>
-        <w:t>：</w:t>
-      </w:r>
-      <w:r>
-        <w:rPr>
-          <w:rFonts w:hint="eastAsia" w:ascii="Times New Roman" w:hAnsi="Times New Roman" w:eastAsia="FangSong" w:cs="Times New Roman"/>
-        </w:rPr>
-        <w:t>题</w:t>
-      </w:r>
-      <w:r>
-        <w:rPr>
-          <w:rFonts w:hint="eastAsia" w:ascii="Times New Roman" w:hAnsi="Times New Roman" w:eastAsia="Times New Roman" w:cs="Times New Roman"/>
-        </w:rPr>
-        <w:t>-039-10-NHC-</w:t>
-      </w:r>
-      <w:r>
-        <w:rPr>
-          <w:rFonts w:hint="eastAsia" w:ascii="Times New Roman" w:hAnsi="Times New Roman" w:eastAsia="FangSong" w:cs="Times New Roman"/>
-        </w:rPr>
-        <w:t>硼自由基催化环化</w:t>
-      </w:r>
-      <w:r>
-        <w:rPr>
-          <w:rFonts w:hint="eastAsia" w:ascii="Times New Roman" w:hAnsi="Times New Roman" w:eastAsia="Times New Roman" w:cs="Times New Roman"/>
-        </w:rPr>
-        <w:t>——39</w:t>
-      </w:r>
-      <w:r>
-        <w:rPr>
-          <w:rFonts w:ascii="Times New Roman" w:hAnsi="Times New Roman" w:eastAsia="Times New Roman" w:cs="Times New Roman"/>
-        </w:rPr>
-        <w:t xml:space="preserve"> </w:t>
-      </w:r>
-      <w:r>
-        <w:rPr>
-          <w:rFonts w:hint="eastAsia" w:ascii="Times New Roman" w:hAnsi="Times New Roman" w:eastAsia="FangSong" w:cs="Times New Roman"/>
-        </w:rPr>
-        <w:t xml:space="preserve">届第</w:t>
-      </w:r>
-      <w:r>
-        <w:rPr>
-          <w:rFonts w:ascii="Times New Roman" w:hAnsi="Times New Roman" w:eastAsia="Times New Roman" w:cs="Times New Roman"/>
-        </w:rPr>
-        <w:t xml:space="preserve"> 10 </w:t>
-      </w:r>
-      <w:r>
-        <w:rPr>
-          <w:rFonts w:hint="eastAsia" w:ascii="Times New Roman" w:hAnsi="Times New Roman" w:eastAsia="FangSong" w:cs="Times New Roman"/>
-        </w:rPr>
-        <w:t xml:space="preserve">题完整</w:t>
-      </w:r>
-      <w:r>
-        <w:rPr>
-          <w:rFonts w:ascii="Times New Roman" w:hAnsi="Times New Roman" w:eastAsia="Times New Roman" w:cs="Times New Roman"/>
-        </w:rPr>
-        <w:t xml:space="preserve"> 5 </w:t>
-      </w:r>
-      <w:r>
-        <w:rPr>
-          <w:rFonts w:hint="eastAsia" w:ascii="Times New Roman" w:hAnsi="Times New Roman" w:eastAsia="FangSong" w:cs="Times New Roman"/>
-        </w:rPr>
-        <w:t>步法推演</w:t>
-      </w:r>
-      <w:r>
-        <w:rPr>
-          <w:rFonts w:hint="eastAsia" w:ascii="Times New Roman" w:hAnsi="Times New Roman" w:eastAsia="Times New Roman" w:cs="Times New Roman"/>
-        </w:rPr>
-        <w:t>，</w:t>
-      </w:r>
-      <w:r>
-        <w:rPr>
-          <w:rFonts w:hint="eastAsia" w:ascii="Times New Roman" w:hAnsi="Times New Roman" w:eastAsia="FangSong" w:cs="Times New Roman"/>
-        </w:rPr>
-        <w:t>催化循环闭合</w:t>
-      </w:r>
-      <w:r>
-        <w:rPr>
-          <w:rFonts w:hint="eastAsia" w:ascii="Times New Roman" w:hAnsi="Times New Roman" w:eastAsia="Times New Roman" w:cs="Times New Roman"/>
-        </w:rPr>
-        <w:t>。</w:t>
-      </w:r>
-    </w:p>
-    <w:p>
-      <w:pPr>
-        <w:pStyle w:val="Compact"/>
-        <w:numPr>
-          <w:ilvl w:val="0"/>
-          <w:numId w:val="1005"/>
-        </w:numPr>
-      </w:pPr>
+        <w:t>NHC-</w:t>
+      </w:r>
       <w:r>
         <w:rPr>
           <w:rFonts w:hint="eastAsia" w:ascii="Times New Roman" w:hAnsi="Times New Roman" w:eastAsia="FangSong" w:cs="Times New Roman"/>
           <w:b/>
           <w:bCs/>
         </w:rPr>
-        <w:t xml:space="preserve">全真限时</w:t>
-      </w:r>
-      <w:r>
-        <w:rPr>
-          <w:rFonts w:hint="eastAsia" w:ascii="Times New Roman" w:hAnsi="Times New Roman" w:eastAsia="Times New Roman" w:cs="Times New Roman"/>
-        </w:rPr>
-        <w:t xml:space="preserve">：39</w:t>
+        <w:t>硼自由基</w:t>
+      </w:r>
+      <w:r>
+        <w:rPr>
+          <w:rFonts w:hint="eastAsia" w:ascii="Times New Roman" w:hAnsi="Times New Roman" w:eastAsia="Times New Roman" w:cs="Times New Roman"/>
+        </w:rPr>
+        <w:t>：</w:t>
+      </w:r>
+      <w:r>
+        <w:rPr>
+          <w:rFonts w:hint="eastAsia" w:ascii="Times New Roman" w:hAnsi="Times New Roman" w:eastAsia="FangSong" w:cs="Times New Roman"/>
+        </w:rPr>
+        <w:t>题</w:t>
+      </w:r>
+      <w:r>
+        <w:rPr>
+          <w:rFonts w:hint="eastAsia" w:ascii="Times New Roman" w:hAnsi="Times New Roman" w:eastAsia="Times New Roman" w:cs="Times New Roman"/>
+        </w:rPr>
+        <w:t>-039-10-NHC-</w:t>
+      </w:r>
+      <w:r>
+        <w:rPr>
+          <w:rFonts w:hint="eastAsia" w:ascii="Times New Roman" w:hAnsi="Times New Roman" w:eastAsia="FangSong" w:cs="Times New Roman"/>
+        </w:rPr>
+        <w:t>硼自由基催化环化</w:t>
+      </w:r>
+      <w:r>
+        <w:rPr>
+          <w:rFonts w:hint="eastAsia" w:ascii="Times New Roman" w:hAnsi="Times New Roman" w:eastAsia="Times New Roman" w:cs="Times New Roman"/>
+        </w:rPr>
+        <w:t>——39</w:t>
       </w:r>
       <w:r>
         <w:rPr>
@@ -19143,7 +19184,31 @@
         <w:rPr>
           <w:rFonts w:hint="eastAsia" w:ascii="Times New Roman" w:hAnsi="Times New Roman" w:eastAsia="FangSong" w:cs="Times New Roman"/>
         </w:rPr>
-        <w:t>届初赛全套</w:t>
+        <w:t xml:space="preserve">届第</w:t>
+      </w:r>
+      <w:r>
+        <w:rPr>
+          <w:rFonts w:ascii="Times New Roman" w:hAnsi="Times New Roman" w:eastAsia="Times New Roman" w:cs="Times New Roman"/>
+        </w:rPr>
+        <w:t xml:space="preserve"> 10 </w:t>
+      </w:r>
+      <w:r>
+        <w:rPr>
+          <w:rFonts w:hint="eastAsia" w:ascii="Times New Roman" w:hAnsi="Times New Roman" w:eastAsia="FangSong" w:cs="Times New Roman"/>
+        </w:rPr>
+        <w:t xml:space="preserve">题完整</w:t>
+      </w:r>
+      <w:r>
+        <w:rPr>
+          <w:rFonts w:ascii="Times New Roman" w:hAnsi="Times New Roman" w:eastAsia="Times New Roman" w:cs="Times New Roman"/>
+        </w:rPr>
+        <w:t xml:space="preserve"> 5 </w:t>
+      </w:r>
+      <w:r>
+        <w:rPr>
+          <w:rFonts w:hint="eastAsia" w:ascii="Times New Roman" w:hAnsi="Times New Roman" w:eastAsia="FangSong" w:cs="Times New Roman"/>
+        </w:rPr>
+        <w:t>步法推演</w:t>
       </w:r>
       <w:r>
         <w:rPr>
@@ -19155,55 +19220,7 @@
         <w:rPr>
           <w:rFonts w:hint="eastAsia" w:ascii="Times New Roman" w:hAnsi="Times New Roman" w:eastAsia="FangSong" w:cs="Times New Roman"/>
         </w:rPr>
-        <w:t>选</w:t>
-      </w:r>
-      <w:r>
-        <w:rPr>
-          <w:rFonts w:ascii="Times New Roman" w:hAnsi="Times New Roman" w:eastAsia="Times New Roman" w:cs="Times New Roman"/>
-        </w:rPr>
-        <w:t xml:space="preserve"> 5-6 </w:t>
-      </w:r>
-      <w:r>
-        <w:rPr>
-          <w:rFonts w:hint="eastAsia" w:ascii="Times New Roman" w:hAnsi="Times New Roman" w:eastAsia="FangSong" w:cs="Times New Roman"/>
-        </w:rPr>
-        <w:t>道核心题</w:t>
-      </w:r>
-      <w:r>
-        <w:rPr>
-          <w:rFonts w:hint="eastAsia" w:ascii="Times New Roman" w:hAnsi="Times New Roman" w:eastAsia="Times New Roman" w:cs="Times New Roman"/>
-        </w:rPr>
-        <w:t>（</w:t>
-      </w:r>
-      <w:r>
-        <w:rPr>
-          <w:rFonts w:hint="eastAsia" w:ascii="Times New Roman" w:hAnsi="Times New Roman" w:eastAsia="FangSong" w:cs="Times New Roman"/>
-        </w:rPr>
-        <w:t>覆盖四类题型</w:t>
-      </w:r>
-      <w:r>
-        <w:rPr>
-          <w:rFonts w:hint="eastAsia" w:ascii="Times New Roman" w:hAnsi="Times New Roman" w:eastAsia="Times New Roman" w:cs="Times New Roman"/>
-        </w:rPr>
-        <w:t>），</w:t>
-      </w:r>
-      <w:r>
-        <w:rPr>
-          <w:rFonts w:hint="eastAsia" w:ascii="Times New Roman" w:hAnsi="Times New Roman" w:eastAsia="FangSong" w:cs="Times New Roman"/>
-        </w:rPr>
-        <w:t>严格限时</w:t>
-      </w:r>
-      <w:r>
-        <w:rPr>
-          <w:rFonts w:ascii="Times New Roman" w:hAnsi="Times New Roman" w:eastAsia="Times New Roman" w:cs="Times New Roman"/>
-        </w:rPr>
-        <w:t xml:space="preserve"> 80 min + 10 min </w:t>
-      </w:r>
-      <w:r>
-        <w:rPr>
-          <w:rFonts w:hint="eastAsia" w:ascii="Times New Roman" w:hAnsi="Times New Roman" w:eastAsia="FangSong" w:cs="Times New Roman"/>
-        </w:rPr>
-        <w:t>自评</w:t>
+        <w:t>催化循环闭合</w:t>
       </w:r>
       <w:r>
         <w:rPr>
@@ -19211,46 +19228,19 @@
         </w:rPr>
         <w:t>。</w:t>
       </w:r>
-    </w:p>
-    <w:p>
-      <w:pPr>
-        <w:pStyle w:val="Compact"/>
-        <w:numPr>
-          <w:ilvl w:val="0"/>
-          <w:numId w:val="1005"/>
-        </w:numPr>
-      </w:pPr>
-      <w:r>
-        <w:rPr>
-          <w:rFonts w:hint="eastAsia" w:ascii="Times New Roman" w:hAnsi="Times New Roman" w:eastAsia="FangSong" w:cs="Times New Roman"/>
+      <w:r>
+        <w:rPr>
+          <w:rFonts w:ascii="Times New Roman" w:hAnsi="Times New Roman" w:eastAsia="Times New Roman" w:cs="Times New Roman"/>
+        </w:rPr>
+        <w:t xml:space="preserve"> </w:t>
+      </w:r>
+      <w:r>
+        <w:rPr>
+          <w:rFonts w:ascii="Times New Roman" w:hAnsi="Times New Roman" w:eastAsia="Times New Roman" w:cs="Times New Roman"/>
           <w:b/>
           <w:bCs/>
         </w:rPr>
-        <w:t xml:space="preserve">储氢热力学</w:t>
-      </w:r>
-      <w:r>
-        <w:rPr>
-          <w:rFonts w:hint="eastAsia" w:ascii="Times New Roman" w:hAnsi="Times New Roman" w:eastAsia="Times New Roman" w:cs="Times New Roman"/>
-        </w:rPr>
-        <w:t>：</w:t>
-      </w:r>
-      <w:r>
-        <w:rPr>
-          <w:rFonts w:hint="eastAsia" w:ascii="Times New Roman" w:hAnsi="Times New Roman" w:eastAsia="FangSong" w:cs="Times New Roman"/>
-        </w:rPr>
-        <w:t>题</w:t>
-      </w:r>
-      <w:r>
-        <w:rPr>
-          <w:rFonts w:hint="eastAsia" w:ascii="Times New Roman" w:hAnsi="Times New Roman" w:eastAsia="Times New Roman" w:cs="Times New Roman"/>
-        </w:rPr>
-        <w:t>-039-6-</w:t>
-      </w:r>
-      <w:r>
-        <w:rPr>
-          <w:rFonts w:hint="eastAsia" w:ascii="Times New Roman" w:hAnsi="Times New Roman" w:eastAsia="FangSong" w:cs="Times New Roman"/>
-        </w:rPr>
-        <w:t>高压储氢与液相储氢</w:t>
+        <w:t xml:space="preserve">12.</w:t>
       </w:r>
       <w:r>
         <w:rPr>
@@ -19258,81 +19248,242 @@
         </w:rPr>
         <w:t xml:space="preserve"> </w:t>
       </w:r>
-      <w:r>
-        <w:rPr>
-          <w:rFonts w:hint="eastAsia" w:ascii="Times New Roman" w:hAnsi="Times New Roman" w:eastAsia="FangSong" w:cs="Times New Roman"/>
-        </w:rPr>
-        <w:t xml:space="preserve">或</w:t>
-      </w:r>
-      <w:r>
-        <w:rPr>
-          <w:rFonts w:ascii="Times New Roman" w:hAnsi="Times New Roman" w:eastAsia="Times New Roman" w:cs="Times New Roman"/>
-        </w:rPr>
-        <w:t xml:space="preserve"> </w:t>
-      </w:r>
-      <w:r>
-        <w:rPr>
-          <w:rFonts w:hint="eastAsia" w:ascii="Times New Roman" w:hAnsi="Times New Roman" w:eastAsia="FangSong" w:cs="Times New Roman"/>
-        </w:rPr>
-        <w:t>题</w:t>
-      </w:r>
-      <w:r>
-        <w:rPr>
-          <w:rFonts w:hint="eastAsia" w:ascii="Times New Roman" w:hAnsi="Times New Roman" w:eastAsia="Times New Roman" w:cs="Times New Roman"/>
-        </w:rPr>
-        <w:t>-039-6-</w:t>
-      </w:r>
-      <w:r>
-        <w:rPr>
-          <w:rFonts w:hint="eastAsia" w:ascii="Times New Roman" w:hAnsi="Times New Roman" w:eastAsia="FangSong" w:cs="Times New Roman"/>
-        </w:rPr>
-        <w:t>高压储氢与液相储氢</w:t>
-      </w:r>
-      <w:r>
-        <w:rPr>
-          <w:rFonts w:hint="eastAsia" w:ascii="Times New Roman" w:hAnsi="Times New Roman" w:eastAsia="Times New Roman" w:cs="Times New Roman"/>
-        </w:rPr>
-        <w:t>——</w:t>
-      </w:r>
-      <w:r>
-        <w:rPr>
-          <w:rFonts w:hint="eastAsia" w:ascii="Times New Roman" w:hAnsi="Times New Roman" w:eastAsia="FangSong" w:cs="Times New Roman"/>
-        </w:rPr>
-        <w:t>热力学判据</w:t>
-      </w:r>
-      <w:r>
-        <w:rPr>
-          <w:rFonts w:ascii="Times New Roman" w:hAnsi="Times New Roman" w:eastAsia="Times New Roman" w:cs="Times New Roman"/>
-        </w:rPr>
-        <w:t xml:space="preserve"> + </w:t>
-      </w:r>
-      <w:r>
-        <w:rPr>
-          <w:rFonts w:hint="eastAsia" w:ascii="Times New Roman" w:hAnsi="Times New Roman" w:eastAsia="FangSong" w:cs="Times New Roman"/>
-        </w:rPr>
-        <w:t>材料指标双桥联动</w:t>
-      </w:r>
-      <w:r>
-        <w:rPr>
-          <w:rFonts w:hint="eastAsia" w:ascii="Times New Roman" w:hAnsi="Times New Roman" w:eastAsia="Times New Roman" w:cs="Times New Roman"/>
-        </w:rPr>
-        <w:t>。</w:t>
-      </w:r>
-    </w:p>
-    <w:p>
-      <w:pPr>
-        <w:pStyle w:val="Compact"/>
-        <w:numPr>
-          <w:ilvl w:val="0"/>
-          <w:numId w:val="1005"/>
-        </w:numPr>
-      </w:pPr>
       <w:r>
         <w:rPr>
           <w:rFonts w:hint="eastAsia" w:ascii="Times New Roman" w:hAnsi="Times New Roman" w:eastAsia="FangSong" w:cs="Times New Roman"/>
           <w:b/>
           <w:bCs/>
         </w:rPr>
+        <w:t xml:space="preserve">全真限时</w:t>
+      </w:r>
+      <w:r>
+        <w:rPr>
+          <w:rFonts w:hint="eastAsia" w:ascii="Times New Roman" w:hAnsi="Times New Roman" w:eastAsia="Times New Roman" w:cs="Times New Roman"/>
+        </w:rPr>
+        <w:t xml:space="preserve">：39</w:t>
+      </w:r>
+      <w:r>
+        <w:rPr>
+          <w:rFonts w:ascii="Times New Roman" w:hAnsi="Times New Roman" w:eastAsia="Times New Roman" w:cs="Times New Roman"/>
+        </w:rPr>
+        <w:t xml:space="preserve"> </w:t>
+      </w:r>
+      <w:r>
+        <w:rPr>
+          <w:rFonts w:hint="eastAsia" w:ascii="Times New Roman" w:hAnsi="Times New Roman" w:eastAsia="FangSong" w:cs="Times New Roman"/>
+        </w:rPr>
+        <w:t>届初赛全套</w:t>
+      </w:r>
+      <w:r>
+        <w:rPr>
+          <w:rFonts w:hint="eastAsia" w:ascii="Times New Roman" w:hAnsi="Times New Roman" w:eastAsia="Times New Roman" w:cs="Times New Roman"/>
+        </w:rPr>
+        <w:t>，</w:t>
+      </w:r>
+      <w:r>
+        <w:rPr>
+          <w:rFonts w:hint="eastAsia" w:ascii="Times New Roman" w:hAnsi="Times New Roman" w:eastAsia="FangSong" w:cs="Times New Roman"/>
+        </w:rPr>
+        <w:t>选</w:t>
+      </w:r>
+      <w:r>
+        <w:rPr>
+          <w:rFonts w:ascii="Times New Roman" w:hAnsi="Times New Roman" w:eastAsia="Times New Roman" w:cs="Times New Roman"/>
+        </w:rPr>
+        <w:t xml:space="preserve"> 5-6 </w:t>
+      </w:r>
+      <w:r>
+        <w:rPr>
+          <w:rFonts w:hint="eastAsia" w:ascii="Times New Roman" w:hAnsi="Times New Roman" w:eastAsia="FangSong" w:cs="Times New Roman"/>
+        </w:rPr>
+        <w:t>道核心题</w:t>
+      </w:r>
+      <w:r>
+        <w:rPr>
+          <w:rFonts w:hint="eastAsia" w:ascii="Times New Roman" w:hAnsi="Times New Roman" w:eastAsia="Times New Roman" w:cs="Times New Roman"/>
+        </w:rPr>
+        <w:t>（</w:t>
+      </w:r>
+      <w:r>
+        <w:rPr>
+          <w:rFonts w:hint="eastAsia" w:ascii="Times New Roman" w:hAnsi="Times New Roman" w:eastAsia="FangSong" w:cs="Times New Roman"/>
+        </w:rPr>
+        <w:t>覆盖四类题型</w:t>
+      </w:r>
+      <w:r>
+        <w:rPr>
+          <w:rFonts w:hint="eastAsia" w:ascii="Times New Roman" w:hAnsi="Times New Roman" w:eastAsia="Times New Roman" w:cs="Times New Roman"/>
+        </w:rPr>
+        <w:t>），</w:t>
+      </w:r>
+      <w:r>
+        <w:rPr>
+          <w:rFonts w:hint="eastAsia" w:ascii="Times New Roman" w:hAnsi="Times New Roman" w:eastAsia="FangSong" w:cs="Times New Roman"/>
+        </w:rPr>
+        <w:t>严格限时</w:t>
+      </w:r>
+      <w:r>
+        <w:rPr>
+          <w:rFonts w:ascii="Times New Roman" w:hAnsi="Times New Roman" w:eastAsia="Times New Roman" w:cs="Times New Roman"/>
+        </w:rPr>
+        <w:t xml:space="preserve"> 80 min + 10 min </w:t>
+      </w:r>
+      <w:r>
+        <w:rPr>
+          <w:rFonts w:hint="eastAsia" w:ascii="Times New Roman" w:hAnsi="Times New Roman" w:eastAsia="FangSong" w:cs="Times New Roman"/>
+        </w:rPr>
+        <w:t>自评</w:t>
+      </w:r>
+      <w:r>
+        <w:rPr>
+          <w:rFonts w:hint="eastAsia" w:ascii="Times New Roman" w:hAnsi="Times New Roman" w:eastAsia="Times New Roman" w:cs="Times New Roman"/>
+        </w:rPr>
+        <w:t>。</w:t>
+      </w:r>
+      <w:r>
+        <w:rPr>
+          <w:rFonts w:ascii="Times New Roman" w:hAnsi="Times New Roman" w:eastAsia="Times New Roman" w:cs="Times New Roman"/>
+        </w:rPr>
+        <w:t xml:space="preserve"> </w:t>
+      </w:r>
+      <w:r>
+        <w:rPr>
+          <w:rFonts w:ascii="Times New Roman" w:hAnsi="Times New Roman" w:eastAsia="Times New Roman" w:cs="Times New Roman"/>
+          <w:b/>
+          <w:bCs/>
+        </w:rPr>
+        <w:t xml:space="preserve">13.</w:t>
+      </w:r>
+      <w:r>
+        <w:rPr>
+          <w:rFonts w:ascii="Times New Roman" w:hAnsi="Times New Roman" w:eastAsia="Times New Roman" w:cs="Times New Roman"/>
+        </w:rPr>
+        <w:t xml:space="preserve"> </w:t>
+      </w:r>
+      <w:r>
+        <w:rPr>
+          <w:rFonts w:hint="eastAsia" w:ascii="Times New Roman" w:hAnsi="Times New Roman" w:eastAsia="FangSong" w:cs="Times New Roman"/>
+          <w:b/>
+          <w:bCs/>
+        </w:rPr>
+        <w:t xml:space="preserve">储氢热力学</w:t>
+      </w:r>
+      <w:r>
+        <w:rPr>
+          <w:rFonts w:hint="eastAsia" w:ascii="Times New Roman" w:hAnsi="Times New Roman" w:eastAsia="Times New Roman" w:cs="Times New Roman"/>
+        </w:rPr>
+        <w:t>：</w:t>
+      </w:r>
+      <w:r>
+        <w:rPr>
+          <w:rFonts w:hint="eastAsia" w:ascii="Times New Roman" w:hAnsi="Times New Roman" w:eastAsia="FangSong" w:cs="Times New Roman"/>
+        </w:rPr>
+        <w:t>题</w:t>
+      </w:r>
+      <w:r>
+        <w:rPr>
+          <w:rFonts w:hint="eastAsia" w:ascii="Times New Roman" w:hAnsi="Times New Roman" w:eastAsia="Times New Roman" w:cs="Times New Roman"/>
+        </w:rPr>
+        <w:t>-039-6-</w:t>
+      </w:r>
+      <w:r>
+        <w:rPr>
+          <w:rFonts w:hint="eastAsia" w:ascii="Times New Roman" w:hAnsi="Times New Roman" w:eastAsia="FangSong" w:cs="Times New Roman"/>
+        </w:rPr>
+        <w:t>高压储氢与液相储氢</w:t>
+      </w:r>
+      <w:r>
+        <w:rPr>
+          <w:rFonts w:ascii="Times New Roman" w:hAnsi="Times New Roman" w:eastAsia="Times New Roman" w:cs="Times New Roman"/>
+        </w:rPr>
+        <w:t xml:space="preserve"> </w:t>
+      </w:r>
+      <w:r>
+        <w:rPr>
+          <w:rFonts w:hint="eastAsia" w:ascii="Times New Roman" w:hAnsi="Times New Roman" w:eastAsia="FangSong" w:cs="Times New Roman"/>
+        </w:rPr>
+        <w:t xml:space="preserve">或</w:t>
+      </w:r>
+      <w:r>
+        <w:rPr>
+          <w:rFonts w:ascii="Times New Roman" w:hAnsi="Times New Roman" w:eastAsia="Times New Roman" w:cs="Times New Roman"/>
+        </w:rPr>
+        <w:t xml:space="preserve"> </w:t>
+      </w:r>
+      <w:r>
+        <w:rPr>
+          <w:rFonts w:hint="eastAsia" w:ascii="Times New Roman" w:hAnsi="Times New Roman" w:eastAsia="FangSong" w:cs="Times New Roman"/>
+        </w:rPr>
+        <w:t>题</w:t>
+      </w:r>
+      <w:r>
+        <w:rPr>
+          <w:rFonts w:hint="eastAsia" w:ascii="Times New Roman" w:hAnsi="Times New Roman" w:eastAsia="Times New Roman" w:cs="Times New Roman"/>
+        </w:rPr>
+        <w:t>-039-6-</w:t>
+      </w:r>
+      <w:r>
+        <w:rPr>
+          <w:rFonts w:hint="eastAsia" w:ascii="Times New Roman" w:hAnsi="Times New Roman" w:eastAsia="FangSong" w:cs="Times New Roman"/>
+        </w:rPr>
+        <w:t>高压储氢与液相储氢</w:t>
+      </w:r>
+      <w:r>
+        <w:rPr>
+          <w:rFonts w:hint="eastAsia" w:ascii="Times New Roman" w:hAnsi="Times New Roman" w:eastAsia="Times New Roman" w:cs="Times New Roman"/>
+        </w:rPr>
+        <w:t>——</w:t>
+      </w:r>
+      <w:r>
+        <w:rPr>
+          <w:rFonts w:hint="eastAsia" w:ascii="Times New Roman" w:hAnsi="Times New Roman" w:eastAsia="FangSong" w:cs="Times New Roman"/>
+        </w:rPr>
+        <w:t>热力学判据</w:t>
+      </w:r>
+      <w:r>
+        <w:rPr>
+          <w:rFonts w:ascii="Times New Roman" w:hAnsi="Times New Roman" w:eastAsia="Times New Roman" w:cs="Times New Roman"/>
+        </w:rPr>
+        <w:t xml:space="preserve"> + </w:t>
+      </w:r>
+      <w:r>
+        <w:rPr>
+          <w:rFonts w:hint="eastAsia" w:ascii="Times New Roman" w:hAnsi="Times New Roman" w:eastAsia="FangSong" w:cs="Times New Roman"/>
+        </w:rPr>
+        <w:t>材料指标双桥联动</w:t>
+      </w:r>
+      <w:r>
+        <w:rPr>
+          <w:rFonts w:hint="eastAsia" w:ascii="Times New Roman" w:hAnsi="Times New Roman" w:eastAsia="Times New Roman" w:cs="Times New Roman"/>
+        </w:rPr>
+        <w:t>。</w:t>
+      </w:r>
+      <w:r>
+        <w:rPr>
+          <w:rFonts w:ascii="Times New Roman" w:hAnsi="Times New Roman" w:eastAsia="Times New Roman" w:cs="Times New Roman"/>
+        </w:rPr>
+        <w:t xml:space="preserve"> </w:t>
+      </w:r>
+      <w:r>
+        <w:rPr>
+          <w:rFonts w:ascii="Times New Roman" w:hAnsi="Times New Roman" w:eastAsia="Times New Roman" w:cs="Times New Roman"/>
+          <w:b/>
+          <w:bCs/>
+        </w:rPr>
+        <w:t xml:space="preserve">14.</w:t>
+      </w:r>
+      <w:r>
+        <w:rPr>
+          <w:rFonts w:ascii="Times New Roman" w:hAnsi="Times New Roman" w:eastAsia="Times New Roman" w:cs="Times New Roman"/>
+        </w:rPr>
+        <w:t xml:space="preserve"> </w:t>
+      </w:r>
+      <w:r>
+        <w:rPr>
+          <w:rFonts w:hint="eastAsia" w:ascii="Times New Roman" w:hAnsi="Times New Roman" w:eastAsia="FangSong" w:cs="Times New Roman"/>
+          <w:b/>
+          <w:bCs/>
+        </w:rPr>
         <w:t xml:space="preserve">差距分析</w:t>
       </w:r>
       <w:r>
@@ -19389,15 +19540,26 @@
         </w:rPr>
         <w:t>？）。</w:t>
       </w:r>
-    </w:p>
-    <w:p>
-      <w:pPr>
-        <w:pStyle w:val="Compact"/>
-        <w:numPr>
-          <w:ilvl w:val="0"/>
-          <w:numId w:val="1005"/>
-        </w:numPr>
-      </w:pPr>
+      <w:r>
+        <w:rPr>
+          <w:rFonts w:ascii="Times New Roman" w:hAnsi="Times New Roman" w:eastAsia="Times New Roman" w:cs="Times New Roman"/>
+        </w:rPr>
+        <w:t xml:space="preserve"> </w:t>
+      </w:r>
+      <w:r>
+        <w:rPr>
+          <w:rFonts w:ascii="Times New Roman" w:hAnsi="Times New Roman" w:eastAsia="Times New Roman" w:cs="Times New Roman"/>
+          <w:b/>
+          <w:bCs/>
+        </w:rPr>
+        <w:t xml:space="preserve">15.</w:t>
+      </w:r>
+      <w:r>
+        <w:rPr>
+          <w:rFonts w:ascii="Times New Roman" w:hAnsi="Times New Roman" w:eastAsia="Times New Roman" w:cs="Times New Roman"/>
+        </w:rPr>
+        <w:t xml:space="preserve"> </w:t>
+      </w:r>
       <w:r>
         <w:rPr>
           <w:rFonts w:hint="eastAsia" w:ascii="Times New Roman" w:hAnsi="Times New Roman" w:eastAsia="FangSong" w:cs="Times New Roman"/>
@@ -19539,7 +19701,7 @@
         <w:pStyle w:val="Compact"/>
         <w:numPr>
           <w:ilvl w:val="0"/>
-          <w:numId w:val="1006"/>
+          <w:numId w:val="1003"/>
         </w:numPr>
       </w:pPr>
       <w:r>
@@ -19608,7 +19770,7 @@
         <w:pStyle w:val="Compact"/>
         <w:numPr>
           <w:ilvl w:val="0"/>
-          <w:numId w:val="1006"/>
+          <w:numId w:val="1003"/>
         </w:numPr>
       </w:pPr>
       <w:r>
@@ -19725,7 +19887,7 @@
         <w:pStyle w:val="Compact"/>
         <w:numPr>
           <w:ilvl w:val="0"/>
-          <w:numId w:val="1006"/>
+          <w:numId w:val="1003"/>
         </w:numPr>
       </w:pPr>
       <w:r>
@@ -19764,7 +19926,7 @@
         <w:pStyle w:val="Compact"/>
         <w:numPr>
           <w:ilvl w:val="0"/>
-          <w:numId w:val="1006"/>
+          <w:numId w:val="1003"/>
         </w:numPr>
       </w:pPr>
       <w:r>
@@ -19827,7 +19989,7 @@
         <w:pStyle w:val="Compact"/>
         <w:numPr>
           <w:ilvl w:val="0"/>
-          <w:numId w:val="1006"/>
+          <w:numId w:val="1003"/>
         </w:numPr>
       </w:pPr>
       <w:r>
@@ -19944,7 +20106,7 @@
         <w:pStyle w:val="Compact"/>
         <w:numPr>
           <w:ilvl w:val="0"/>
-          <w:numId w:val="1006"/>
+          <w:numId w:val="1003"/>
         </w:numPr>
       </w:pPr>
       <w:r>
@@ -20013,7 +20175,7 @@
         <w:pStyle w:val="Compact"/>
         <w:numPr>
           <w:ilvl w:val="0"/>
-          <w:numId w:val="1006"/>
+          <w:numId w:val="1003"/>
         </w:numPr>
       </w:pPr>
       <w:r>
@@ -20052,7 +20214,7 @@
         <w:pStyle w:val="Compact"/>
         <w:numPr>
           <w:ilvl w:val="0"/>
-          <w:numId w:val="1006"/>
+          <w:numId w:val="1003"/>
         </w:numPr>
       </w:pPr>
       <w:r>
@@ -20565,176 +20727,6 @@
     </w:lvl>
     <w:lvl w:ilvl="8">
       <w:start w:val="1"/>
-      <w:numFmt w:val="decimal"/>
-      <w:lvlText w:val="%9."/>
-      <w:lvlJc w:val="left"/>
-      <w:pPr>
-        <w:ind w:left="6480" w:hanging="360"/>
-      </w:pPr>
-    </w:lvl>
-  </w:abstractNum>
-  <w:abstractNum w:abstractNumId="99416">
-    <w:nsid w:val="00A99416"/>
-    <w:multiLevelType w:val="multilevel"/>
-    <w:lvl w:ilvl="0">
-      <w:start w:val="6"/>
-      <w:numFmt w:val="decimal"/>
-      <w:lvlText w:val="%1."/>
-      <w:lvlJc w:val="left"/>
-      <w:pPr>
-        <w:ind w:left="720" w:hanging="360"/>
-      </w:pPr>
-    </w:lvl>
-    <w:lvl w:ilvl="1">
-      <w:start w:val="6"/>
-      <w:numFmt w:val="decimal"/>
-      <w:lvlText w:val="%2."/>
-      <w:lvlJc w:val="left"/>
-      <w:pPr>
-        <w:ind w:left="1440" w:hanging="360"/>
-      </w:pPr>
-    </w:lvl>
-    <w:lvl w:ilvl="2">
-      <w:start w:val="6"/>
-      <w:numFmt w:val="decimal"/>
-      <w:lvlText w:val="%3."/>
-      <w:lvlJc w:val="left"/>
-      <w:pPr>
-        <w:ind w:left="2160" w:hanging="360"/>
-      </w:pPr>
-    </w:lvl>
-    <w:lvl w:ilvl="3">
-      <w:start w:val="6"/>
-      <w:numFmt w:val="decimal"/>
-      <w:lvlText w:val="%4."/>
-      <w:lvlJc w:val="left"/>
-      <w:pPr>
-        <w:ind w:left="2880" w:hanging="360"/>
-      </w:pPr>
-    </w:lvl>
-    <w:lvl w:ilvl="4">
-      <w:start w:val="6"/>
-      <w:numFmt w:val="decimal"/>
-      <w:lvlText w:val="%5."/>
-      <w:lvlJc w:val="left"/>
-      <w:pPr>
-        <w:ind w:left="3600" w:hanging="360"/>
-      </w:pPr>
-    </w:lvl>
-    <w:lvl w:ilvl="5">
-      <w:start w:val="6"/>
-      <w:numFmt w:val="decimal"/>
-      <w:lvlText w:val="%6."/>
-      <w:lvlJc w:val="left"/>
-      <w:pPr>
-        <w:ind w:left="4320" w:hanging="360"/>
-      </w:pPr>
-    </w:lvl>
-    <w:lvl w:ilvl="6">
-      <w:start w:val="6"/>
-      <w:numFmt w:val="decimal"/>
-      <w:lvlText w:val="%7."/>
-      <w:lvlJc w:val="left"/>
-      <w:pPr>
-        <w:ind w:left="5040" w:hanging="360"/>
-      </w:pPr>
-    </w:lvl>
-    <w:lvl w:ilvl="7">
-      <w:start w:val="6"/>
-      <w:numFmt w:val="decimal"/>
-      <w:lvlText w:val="%8."/>
-      <w:lvlJc w:val="left"/>
-      <w:pPr>
-        <w:ind w:left="5760" w:hanging="360"/>
-      </w:pPr>
-    </w:lvl>
-    <w:lvl w:ilvl="8">
-      <w:start w:val="6"/>
-      <w:numFmt w:val="decimal"/>
-      <w:lvlText w:val="%9."/>
-      <w:lvlJc w:val="left"/>
-      <w:pPr>
-        <w:ind w:left="6480" w:hanging="360"/>
-      </w:pPr>
-    </w:lvl>
-  </w:abstractNum>
-  <w:abstractNum w:abstractNumId="994111">
-    <w:nsid w:val="0A994111"/>
-    <w:multiLevelType w:val="multilevel"/>
-    <w:lvl w:ilvl="0">
-      <w:start w:val="11"/>
-      <w:numFmt w:val="decimal"/>
-      <w:lvlText w:val="%1."/>
-      <w:lvlJc w:val="left"/>
-      <w:pPr>
-        <w:ind w:left="720" w:hanging="360"/>
-      </w:pPr>
-    </w:lvl>
-    <w:lvl w:ilvl="1">
-      <w:start w:val="11"/>
-      <w:numFmt w:val="decimal"/>
-      <w:lvlText w:val="%2."/>
-      <w:lvlJc w:val="left"/>
-      <w:pPr>
-        <w:ind w:left="1440" w:hanging="360"/>
-      </w:pPr>
-    </w:lvl>
-    <w:lvl w:ilvl="2">
-      <w:start w:val="11"/>
-      <w:numFmt w:val="decimal"/>
-      <w:lvlText w:val="%3."/>
-      <w:lvlJc w:val="left"/>
-      <w:pPr>
-        <w:ind w:left="2160" w:hanging="360"/>
-      </w:pPr>
-    </w:lvl>
-    <w:lvl w:ilvl="3">
-      <w:start w:val="11"/>
-      <w:numFmt w:val="decimal"/>
-      <w:lvlText w:val="%4."/>
-      <w:lvlJc w:val="left"/>
-      <w:pPr>
-        <w:ind w:left="2880" w:hanging="360"/>
-      </w:pPr>
-    </w:lvl>
-    <w:lvl w:ilvl="4">
-      <w:start w:val="11"/>
-      <w:numFmt w:val="decimal"/>
-      <w:lvlText w:val="%5."/>
-      <w:lvlJc w:val="left"/>
-      <w:pPr>
-        <w:ind w:left="3600" w:hanging="360"/>
-      </w:pPr>
-    </w:lvl>
-    <w:lvl w:ilvl="5">
-      <w:start w:val="11"/>
-      <w:numFmt w:val="decimal"/>
-      <w:lvlText w:val="%6."/>
-      <w:lvlJc w:val="left"/>
-      <w:pPr>
-        <w:ind w:left="4320" w:hanging="360"/>
-      </w:pPr>
-    </w:lvl>
-    <w:lvl w:ilvl="6">
-      <w:start w:val="11"/>
-      <w:numFmt w:val="decimal"/>
-      <w:lvlText w:val="%7."/>
-      <w:lvlJc w:val="left"/>
-      <w:pPr>
-        <w:ind w:left="5040" w:hanging="360"/>
-      </w:pPr>
-    </w:lvl>
-    <w:lvl w:ilvl="7">
-      <w:start w:val="11"/>
-      <w:numFmt w:val="decimal"/>
-      <w:lvlText w:val="%8."/>
-      <w:lvlJc w:val="left"/>
-      <w:pPr>
-        <w:ind w:left="5760" w:hanging="360"/>
-      </w:pPr>
-    </w:lvl>
-    <w:lvl w:ilvl="8">
-      <w:start w:val="11"/>
       <w:numFmt w:val="decimal"/>
       <w:lvlText w:val="%9."/>
       <w:lvlJc w:val="left"/>
@@ -20910,96 +20902,6 @@
     </w:lvlOverride>
   </w:num>
   <w:num w:numId="1003">
-    <w:abstractNumId w:val="99411"/>
-    <w:lvlOverride w:ilvl="0">
-      <w:startOverride w:val="1"/>
-    </w:lvlOverride>
-    <w:lvlOverride w:ilvl="1">
-      <w:startOverride w:val="1"/>
-    </w:lvlOverride>
-    <w:lvlOverride w:ilvl="2">
-      <w:startOverride w:val="1"/>
-    </w:lvlOverride>
-    <w:lvlOverride w:ilvl="3">
-      <w:startOverride w:val="1"/>
-    </w:lvlOverride>
-    <w:lvlOverride w:ilvl="4">
-      <w:startOverride w:val="1"/>
-    </w:lvlOverride>
-    <w:lvlOverride w:ilvl="5">
-      <w:startOverride w:val="1"/>
-    </w:lvlOverride>
-    <w:lvlOverride w:ilvl="6">
-      <w:startOverride w:val="1"/>
-    </w:lvlOverride>
-    <w:lvlOverride w:ilvl="7">
-      <w:startOverride w:val="1"/>
-    </w:lvlOverride>
-    <w:lvlOverride w:ilvl="8">
-      <w:startOverride w:val="1"/>
-    </w:lvlOverride>
-  </w:num>
-  <w:num w:numId="1004">
-    <w:abstractNumId w:val="99416"/>
-    <w:lvlOverride w:ilvl="0">
-      <w:startOverride w:val="6"/>
-    </w:lvlOverride>
-    <w:lvlOverride w:ilvl="1">
-      <w:startOverride w:val="6"/>
-    </w:lvlOverride>
-    <w:lvlOverride w:ilvl="2">
-      <w:startOverride w:val="6"/>
-    </w:lvlOverride>
-    <w:lvlOverride w:ilvl="3">
-      <w:startOverride w:val="6"/>
-    </w:lvlOverride>
-    <w:lvlOverride w:ilvl="4">
-      <w:startOverride w:val="6"/>
-    </w:lvlOverride>
-    <w:lvlOverride w:ilvl="5">
-      <w:startOverride w:val="6"/>
-    </w:lvlOverride>
-    <w:lvlOverride w:ilvl="6">
-      <w:startOverride w:val="6"/>
-    </w:lvlOverride>
-    <w:lvlOverride w:ilvl="7">
-      <w:startOverride w:val="6"/>
-    </w:lvlOverride>
-    <w:lvlOverride w:ilvl="8">
-      <w:startOverride w:val="6"/>
-    </w:lvlOverride>
-  </w:num>
-  <w:num w:numId="1005">
-    <w:abstractNumId w:val="994111"/>
-    <w:lvlOverride w:ilvl="0">
-      <w:startOverride w:val="11"/>
-    </w:lvlOverride>
-    <w:lvlOverride w:ilvl="1">
-      <w:startOverride w:val="11"/>
-    </w:lvlOverride>
-    <w:lvlOverride w:ilvl="2">
-      <w:startOverride w:val="11"/>
-    </w:lvlOverride>
-    <w:lvlOverride w:ilvl="3">
-      <w:startOverride w:val="11"/>
-    </w:lvlOverride>
-    <w:lvlOverride w:ilvl="4">
-      <w:startOverride w:val="11"/>
-    </w:lvlOverride>
-    <w:lvlOverride w:ilvl="5">
-      <w:startOverride w:val="11"/>
-    </w:lvlOverride>
-    <w:lvlOverride w:ilvl="6">
-      <w:startOverride w:val="11"/>
-    </w:lvlOverride>
-    <w:lvlOverride w:ilvl="7">
-      <w:startOverride w:val="11"/>
-    </w:lvlOverride>
-    <w:lvlOverride w:ilvl="8">
-      <w:startOverride w:val="11"/>
-    </w:lvlOverride>
-  </w:num>
-  <w:num w:numId="1006">
     <w:abstractNumId w:val="991"/>
   </w:num>
 </w:numbering>

--- a/06-学生侧材料/讲义/_综合/真题模拟拆解-超级充实版（自学完整）.docx
+++ b/06-学生侧材料/讲义/_综合/真题模拟拆解-超级充实版（自学完整）.docx
@@ -88,7 +88,7 @@
     <w:p>
       <w:pPr>
         <w:pStyle w:val="Heading2"/>
-        <w:spacing w:after="120" w:before="280"/>
+        <w:spacing w:before="280" w:after="120"/>
       </w:pPr>
       <w:r>
         <w:rPr>
@@ -113,6 +113,78 @@
           <w:rFonts w:hint="eastAsia" w:ascii="Times New Roman" w:hAnsi="Times New Roman" w:eastAsia="Times New Roman" w:cs="Times New Roman"/>
         </w:rPr>
         <w:t>）</w:t>
+      </w:r>
+    </w:p>
+    <w:p>
+      <w:pPr>
+        <w:pStyle w:val="BlockText"/>
+        <w:spacing w:after="80"/>
+      </w:pPr>
+      <w:r>
+        <w:rPr>
+          <w:rFonts w:hint="eastAsia" w:ascii="Times New Roman" w:hAnsi="Times New Roman" w:eastAsia="FangSong" w:cs="Times New Roman"/>
+        </w:rPr>
+        <w:t>对齐考纲</w:t>
+      </w:r>
+      <w:r>
+        <w:rPr>
+          <w:rFonts w:hint="eastAsia" w:ascii="Times New Roman" w:hAnsi="Times New Roman" w:eastAsia="Times New Roman" w:cs="Times New Roman"/>
+        </w:rPr>
+        <w:t>：§32</w:t>
+      </w:r>
+      <w:r>
+        <w:rPr>
+          <w:rFonts w:ascii="Times New Roman" w:hAnsi="Times New Roman" w:eastAsia="Times New Roman" w:cs="Times New Roman"/>
+        </w:rPr>
+        <w:t xml:space="preserve"> </w:t>
+      </w:r>
+      <w:r>
+        <w:rPr>
+          <w:rFonts w:hint="eastAsia" w:ascii="Times New Roman" w:hAnsi="Times New Roman" w:eastAsia="FangSong" w:cs="Times New Roman"/>
+        </w:rPr>
+        <w:t>有机反应机理</w:t>
+      </w:r>
+      <w:r>
+        <w:rPr>
+          <w:rFonts w:hint="eastAsia" w:ascii="Times New Roman" w:hAnsi="Times New Roman" w:eastAsia="Times New Roman" w:cs="Times New Roman"/>
+        </w:rPr>
+        <w:t>·§06</w:t>
+      </w:r>
+      <w:r>
+        <w:rPr>
+          <w:rFonts w:ascii="Times New Roman" w:hAnsi="Times New Roman" w:eastAsia="Times New Roman" w:cs="Times New Roman"/>
+        </w:rPr>
+        <w:t xml:space="preserve"> </w:t>
+      </w:r>
+      <w:r>
+        <w:rPr>
+          <w:rFonts w:hint="eastAsia" w:ascii="Times New Roman" w:hAnsi="Times New Roman" w:eastAsia="FangSong" w:cs="Times New Roman"/>
+        </w:rPr>
+        <w:t>热力学初步</w:t>
+      </w:r>
+      <w:r>
+        <w:rPr>
+          <w:rFonts w:hint="eastAsia" w:ascii="Times New Roman" w:hAnsi="Times New Roman" w:eastAsia="Times New Roman" w:cs="Times New Roman"/>
+        </w:rPr>
+        <w:t>·§08</w:t>
+      </w:r>
+      <w:r>
+        <w:rPr>
+          <w:rFonts w:ascii="Times New Roman" w:hAnsi="Times New Roman" w:eastAsia="Times New Roman" w:cs="Times New Roman"/>
+        </w:rPr>
+        <w:t xml:space="preserve"> </w:t>
+      </w:r>
+      <w:r>
+        <w:rPr>
+          <w:rFonts w:hint="eastAsia" w:ascii="Times New Roman" w:hAnsi="Times New Roman" w:eastAsia="FangSong" w:cs="Times New Roman"/>
+        </w:rPr>
+        <w:t xml:space="preserve">氧化还原与电化学</w:t>
+      </w:r>
+      <w:r>
+        <w:rPr>
+          <w:rFonts w:ascii="Times New Roman" w:hAnsi="Times New Roman" w:eastAsia="Times New Roman" w:cs="Times New Roman"/>
+        </w:rPr>
+        <w:t xml:space="preserve"> </w:t>
       </w:r>
     </w:p>
     <w:tbl>

--- a/06-学生侧材料/讲义/_综合/真题模拟拆解-超级充实版（自学完整）.docx
+++ b/06-学生侧材料/讲义/_综合/真题模拟拆解-超级充实版（自学完整）.docx
@@ -3747,7 +3747,7 @@
           <w:i w:val="0"/>
           <w:sz w:val="21"/>
         </w:rPr>
-        <w:t>，</w:t>
+        <w:t>（</w:t>
       </w:r>
       <w:r>
         <w:rPr>
@@ -3756,7 +3756,7 @@
           <w:i w:val="0"/>
           <w:sz w:val="21"/>
         </w:rPr>
-        <w:t>四列并排对比</w:t>
+        <w:t>校勘注</w:t>
       </w:r>
       <w:r>
         <w:rPr>
@@ -3765,7 +3765,7 @@
           <w:i w:val="0"/>
           <w:sz w:val="21"/>
         </w:rPr>
-        <w:t>，</w:t>
+        <w:t>：</w:t>
       </w:r>
       <w:r>
         <w:rPr>
@@ -3774,7 +3774,7 @@
           <w:i w:val="0"/>
           <w:sz w:val="21"/>
         </w:rPr>
-        <w:t>右下角</w:t>
+        <w:t>原稿图注尾句提及图中右下角有</w:t>
       </w:r>
       <w:r>
         <w:rPr>
@@ -3783,7 +3783,43 @@
           <w:i w:val="0"/>
           <w:sz w:val="21"/>
         </w:rPr>
-        <w:t>”30</w:t>
+        <w:t>30</w:t>
+      </w:r>
+      <w:r>
+        <w:rPr>
+          <w:rFonts w:hint="eastAsia" w:ascii="Times New Roman" w:hAnsi="Times New Roman" w:eastAsia="FangSong" w:cs="Times New Roman"/>
+          <w:b w:val="0"/>
+          <w:i w:val="0"/>
+          <w:sz w:val="21"/>
+        </w:rPr>
+        <w:t>秒决策提示</w:t>
+      </w:r>
+      <w:r>
+        <w:rPr>
+          <w:rFonts w:hint="eastAsia" w:ascii="Times New Roman" w:hAnsi="Times New Roman" w:eastAsia="FangSong" w:cs="Times New Roman"/>
+          <w:b w:val="0"/>
+          <w:i w:val="0"/>
+          <w:sz w:val="21"/>
+        </w:rPr>
+        <w:t>，</w:t>
+      </w:r>
+      <w:r>
+        <w:rPr>
+          <w:rFonts w:hint="eastAsia" w:ascii="Times New Roman" w:hAnsi="Times New Roman" w:eastAsia="FangSong" w:cs="Times New Roman"/>
+          <w:b w:val="0"/>
+          <w:i w:val="0"/>
+          <w:sz w:val="21"/>
+        </w:rPr>
+        <w:t>图中不存在</w:t>
+      </w:r>
+      <w:r>
+        <w:rPr>
+          <w:rFonts w:hint="eastAsia" w:ascii="Times New Roman" w:hAnsi="Times New Roman" w:eastAsia="FangSong" w:cs="Times New Roman"/>
+          <w:b w:val="0"/>
+          <w:i w:val="0"/>
+          <w:sz w:val="21"/>
+        </w:rPr>
+        <w:t>，2026-09-21</w:t>
       </w:r>
       <w:r>
         <w:rPr>
@@ -3801,7 +3837,7 @@
           <w:i w:val="0"/>
           <w:sz w:val="21"/>
         </w:rPr>
-        <w:t>秒决策</w:t>
+        <w:t>删</w:t>
       </w:r>
       <w:r>
         <w:rPr>
@@ -3810,25 +3846,7 @@
           <w:i w:val="0"/>
           <w:sz w:val="21"/>
         </w:rPr>
-        <w:t>”</w:t>
-      </w:r>
-      <w:r>
-        <w:rPr>
-          <w:rFonts w:hint="eastAsia" w:ascii="Times New Roman" w:hAnsi="Times New Roman" w:eastAsia="FangSong" w:cs="Times New Roman"/>
-          <w:b w:val="0"/>
-          <w:i w:val="0"/>
-          <w:sz w:val="21"/>
-        </w:rPr>
-        <w:t>提示</w:t>
-      </w:r>
-      <w:r>
-        <w:rPr>
-          <w:rFonts w:hint="eastAsia" w:ascii="Times New Roman" w:hAnsi="Times New Roman" w:eastAsia="FangSong" w:cs="Times New Roman"/>
-          <w:b w:val="0"/>
-          <w:i w:val="0"/>
-          <w:sz w:val="21"/>
-        </w:rPr>
-        <w:t>。</w:t>
+        <w:t>）。</w:t>
       </w:r>
     </w:p>
     <w:p>
@@ -5110,7 +5128,7 @@
           <w:i w:val="0"/>
           <w:sz w:val="21"/>
         </w:rPr>
-        <w:t>，</w:t>
+        <w:t>（</w:t>
       </w:r>
       <w:r>
         <w:rPr>
@@ -5119,16 +5137,7 @@
           <w:i w:val="0"/>
           <w:sz w:val="21"/>
         </w:rPr>
-        <w:t>每步标注建议时长</w:t>
-      </w:r>
-      <w:r>
-        <w:rPr>
-          <w:rFonts w:hint="eastAsia" w:ascii="Times New Roman" w:hAnsi="Times New Roman" w:eastAsia="FangSong" w:cs="Times New Roman"/>
-          <w:b w:val="0"/>
-          <w:i w:val="0"/>
-          <w:sz w:val="21"/>
-        </w:rPr>
-        <w:t>（2/3/5/3/2</w:t>
+        <w:t>图中每步时长为限时训练短口径</w:t>
       </w:r>
       <w:r>
         <w:rPr>
@@ -5146,7 +5155,7 @@
           <w:i w:val="0"/>
           <w:sz w:val="21"/>
         </w:rPr>
-        <w:t>min）</w:t>
+        <w:t>30s/1min/2min/1min/30s；</w:t>
       </w:r>
       <w:r>
         <w:rPr>
@@ -5155,7 +5164,7 @@
           <w:i w:val="0"/>
           <w:sz w:val="21"/>
         </w:rPr>
-        <w:t>与检查点</w:t>
+        <w:t>校勘注</w:t>
       </w:r>
       <w:r>
         <w:rPr>
@@ -5164,7 +5173,115 @@
           <w:i w:val="0"/>
           <w:sz w:val="21"/>
         </w:rPr>
-        <w:t>。</w:t>
+        <w:t>：</w:t>
+      </w:r>
+      <w:r>
+        <w:rPr>
+          <w:rFonts w:hint="eastAsia" w:ascii="Times New Roman" w:hAnsi="Times New Roman" w:eastAsia="FangSong" w:cs="Times New Roman"/>
+          <w:b w:val="0"/>
+          <w:i w:val="0"/>
+          <w:sz w:val="21"/>
+        </w:rPr>
+        <w:t>原稿图注误写图中时长为</w:t>
+      </w:r>
+      <w:r>
+        <w:rPr>
+          <w:rFonts w:ascii="Times New Roman" w:hAnsi="Times New Roman" w:eastAsia="FangSong" w:cs="Times New Roman"/>
+          <w:b w:val="0"/>
+          <w:i w:val="0"/>
+          <w:sz w:val="21"/>
+        </w:rPr>
+        <w:t xml:space="preserve"> 2/3/5/3/2 </w:t>
+      </w:r>
+      <w:r>
+        <w:rPr>
+          <w:rFonts w:hint="eastAsia" w:ascii="Times New Roman" w:hAnsi="Times New Roman" w:eastAsia="FangSong" w:cs="Times New Roman"/>
+          <w:b w:val="0"/>
+          <w:i w:val="0"/>
+          <w:sz w:val="21"/>
+        </w:rPr>
+        <w:t>min——</w:t>
+      </w:r>
+      <w:r>
+        <w:rPr>
+          <w:rFonts w:hint="eastAsia" w:ascii="Times New Roman" w:hAnsi="Times New Roman" w:eastAsia="FangSong" w:cs="Times New Roman"/>
+          <w:b w:val="0"/>
+          <w:i w:val="0"/>
+          <w:sz w:val="21"/>
+        </w:rPr>
+        <w:t>该口径为考场完整版建议时长</w:t>
+      </w:r>
+      <w:r>
+        <w:rPr>
+          <w:rFonts w:hint="eastAsia" w:ascii="Times New Roman" w:hAnsi="Times New Roman" w:eastAsia="FangSong" w:cs="Times New Roman"/>
+          <w:b w:val="0"/>
+          <w:i w:val="0"/>
+          <w:sz w:val="21"/>
+        </w:rPr>
+        <w:t>、</w:t>
+      </w:r>
+      <w:r>
+        <w:rPr>
+          <w:rFonts w:hint="eastAsia" w:ascii="Times New Roman" w:hAnsi="Times New Roman" w:eastAsia="FangSong" w:cs="Times New Roman"/>
+          <w:b w:val="0"/>
+          <w:i w:val="0"/>
+          <w:sz w:val="21"/>
+        </w:rPr>
+        <w:t>见下方表格</w:t>
+      </w:r>
+      <w:r>
+        <w:rPr>
+          <w:rFonts w:hint="eastAsia" w:ascii="Times New Roman" w:hAnsi="Times New Roman" w:eastAsia="FangSong" w:cs="Times New Roman"/>
+          <w:b w:val="0"/>
+          <w:i w:val="0"/>
+          <w:sz w:val="21"/>
+        </w:rPr>
+        <w:t>，</w:t>
+      </w:r>
+      <w:r>
+        <w:rPr>
+          <w:rFonts w:hint="eastAsia" w:ascii="Times New Roman" w:hAnsi="Times New Roman" w:eastAsia="FangSong" w:cs="Times New Roman"/>
+          <w:b w:val="0"/>
+          <w:i w:val="0"/>
+          <w:sz w:val="21"/>
+        </w:rPr>
+        <w:t>与图中标注是两套口径</w:t>
+      </w:r>
+      <w:r>
+        <w:rPr>
+          <w:rFonts w:hint="eastAsia" w:ascii="Times New Roman" w:hAnsi="Times New Roman" w:eastAsia="FangSong" w:cs="Times New Roman"/>
+          <w:b w:val="0"/>
+          <w:i w:val="0"/>
+          <w:sz w:val="21"/>
+        </w:rPr>
+        <w:t>，2026-09-21</w:t>
+      </w:r>
+      <w:r>
+        <w:rPr>
+          <w:rFonts w:ascii="Times New Roman" w:hAnsi="Times New Roman" w:eastAsia="FangSong" w:cs="Times New Roman"/>
+          <w:b w:val="0"/>
+          <w:i w:val="0"/>
+          <w:sz w:val="21"/>
+        </w:rPr>
+        <w:t xml:space="preserve"> </w:t>
+      </w:r>
+      <w:r>
+        <w:rPr>
+          <w:rFonts w:hint="eastAsia" w:ascii="Times New Roman" w:hAnsi="Times New Roman" w:eastAsia="FangSong" w:cs="Times New Roman"/>
+          <w:b w:val="0"/>
+          <w:i w:val="0"/>
+          <w:sz w:val="21"/>
+        </w:rPr>
+        <w:t>按图实义勘正</w:t>
+      </w:r>
+      <w:r>
+        <w:rPr>
+          <w:rFonts w:hint="eastAsia" w:ascii="Times New Roman" w:hAnsi="Times New Roman" w:eastAsia="FangSong" w:cs="Times New Roman"/>
+          <w:b w:val="0"/>
+          <w:i w:val="0"/>
+          <w:sz w:val="21"/>
+        </w:rPr>
+        <w:t>）。</w:t>
       </w:r>
     </w:p>
     <w:tbl>
@@ -14230,7 +14347,7 @@
           <w:i w:val="0"/>
           <w:sz w:val="21"/>
         </w:rPr>
-        <w:t>，</w:t>
+        <w:t>（</w:t>
       </w:r>
       <w:r>
         <w:rPr>
@@ -14239,7 +14356,7 @@
           <w:i w:val="0"/>
           <w:sz w:val="21"/>
         </w:rPr>
-        <w:t>标注</w:t>
+        <w:t>校勘注</w:t>
       </w:r>
       <w:r>
         <w:rPr>
@@ -14248,7 +14365,7 @@
           <w:i w:val="0"/>
           <w:sz w:val="21"/>
         </w:rPr>
-        <w:t>”</w:t>
+        <w:t>：</w:t>
       </w:r>
       <w:r>
         <w:rPr>
@@ -14257,7 +14374,7 @@
           <w:i w:val="0"/>
           <w:sz w:val="21"/>
         </w:rPr>
-        <w:t>考前只看这张纸</w:t>
+        <w:t>原稿图注称图中标注</w:t>
       </w:r>
       <w:r>
         <w:rPr>
@@ -14266,7 +14383,178 @@
           <w:i w:val="0"/>
           <w:sz w:val="21"/>
         </w:rPr>
-        <w:t>”。</w:t>
+        <w:t>「</w:t>
+      </w:r>
+      <w:r>
+        <w:rPr>
+          <w:rFonts w:hint="eastAsia" w:ascii="Times New Roman" w:hAnsi="Times New Roman" w:eastAsia="FangSong" w:cs="Times New Roman"/>
+          <w:b w:val="0"/>
+          <w:i w:val="0"/>
+          <w:sz w:val="21"/>
+        </w:rPr>
+        <w:t>考前只看这张纸</w:t>
+      </w:r>
+      <w:r>
+        <w:rPr>
+          <w:rFonts w:hint="eastAsia" w:ascii="Times New Roman" w:hAnsi="Times New Roman" w:eastAsia="FangSong" w:cs="Times New Roman"/>
+          <w:b w:val="0"/>
+          <w:i w:val="0"/>
+          <w:sz w:val="21"/>
+        </w:rPr>
+        <w:t>」，</w:t>
+      </w:r>
+      <w:r>
+        <w:rPr>
+          <w:rFonts w:hint="eastAsia" w:ascii="Times New Roman" w:hAnsi="Times New Roman" w:eastAsia="FangSong" w:cs="Times New Roman"/>
+          <w:b w:val="0"/>
+          <w:i w:val="0"/>
+          <w:sz w:val="21"/>
+        </w:rPr>
+        <w:t>图中并无此字样</w:t>
+      </w:r>
+      <w:r>
+        <w:rPr>
+          <w:rFonts w:hint="eastAsia" w:ascii="Times New Roman" w:hAnsi="Times New Roman" w:eastAsia="FangSong" w:cs="Times New Roman"/>
+          <w:b w:val="0"/>
+          <w:i w:val="0"/>
+          <w:sz w:val="21"/>
+        </w:rPr>
+        <w:t>；</w:t>
+      </w:r>
+      <w:r>
+        <w:rPr>
+          <w:rFonts w:hint="eastAsia" w:ascii="Times New Roman" w:hAnsi="Times New Roman" w:eastAsia="FangSong" w:cs="Times New Roman"/>
+          <w:b w:val="0"/>
+          <w:i w:val="0"/>
+          <w:sz w:val="21"/>
+        </w:rPr>
+        <w:t>图中正面</w:t>
+      </w:r>
+      <w:r>
+        <w:rPr>
+          <w:rFonts w:hint="eastAsia" w:ascii="Times New Roman" w:hAnsi="Times New Roman" w:eastAsia="FangSong" w:cs="Times New Roman"/>
+          <w:b w:val="0"/>
+          <w:i w:val="0"/>
+          <w:sz w:val="21"/>
+        </w:rPr>
+        <w:t>/</w:t>
+      </w:r>
+      <w:r>
+        <w:rPr>
+          <w:rFonts w:hint="eastAsia" w:ascii="Times New Roman" w:hAnsi="Times New Roman" w:eastAsia="FangSong" w:cs="Times New Roman"/>
+          <w:b w:val="0"/>
+          <w:i w:val="0"/>
+          <w:sz w:val="21"/>
+        </w:rPr>
+        <w:t>背面示例条目与正文</w:t>
+      </w:r>
+      <w:r>
+        <w:rPr>
+          <w:rFonts w:ascii="Times New Roman" w:hAnsi="Times New Roman" w:eastAsia="FangSong" w:cs="Times New Roman"/>
+          <w:b w:val="0"/>
+          <w:i w:val="0"/>
+          <w:sz w:val="21"/>
+        </w:rPr>
+        <w:t xml:space="preserve"> 6.3 </w:t>
+      </w:r>
+      <w:r>
+        <w:rPr>
+          <w:rFonts w:hint="eastAsia" w:ascii="Times New Roman" w:hAnsi="Times New Roman" w:eastAsia="FangSong" w:cs="Times New Roman"/>
+          <w:b w:val="0"/>
+          <w:i w:val="0"/>
+          <w:sz w:val="21"/>
+        </w:rPr>
+        <w:t>清单为两套口径</w:t>
+      </w:r>
+      <w:r>
+        <w:rPr>
+          <w:rFonts w:hint="eastAsia" w:ascii="Times New Roman" w:hAnsi="Times New Roman" w:eastAsia="FangSong" w:cs="Times New Roman"/>
+          <w:b w:val="0"/>
+          <w:i w:val="0"/>
+          <w:sz w:val="21"/>
+        </w:rPr>
+        <w:t>——</w:t>
+      </w:r>
+      <w:r>
+        <w:rPr>
+          <w:rFonts w:hint="eastAsia" w:ascii="Times New Roman" w:hAnsi="Times New Roman" w:eastAsia="FangSong" w:cs="Times New Roman"/>
+          <w:b w:val="0"/>
+          <w:i w:val="0"/>
+          <w:sz w:val="21"/>
+        </w:rPr>
+        <w:t>图为例示版式</w:t>
+      </w:r>
+      <w:r>
+        <w:rPr>
+          <w:rFonts w:hint="eastAsia" w:ascii="Times New Roman" w:hAnsi="Times New Roman" w:eastAsia="FangSong" w:cs="Times New Roman"/>
+          <w:b w:val="0"/>
+          <w:i w:val="0"/>
+          <w:sz w:val="21"/>
+        </w:rPr>
+        <w:t>，</w:t>
+      </w:r>
+      <w:r>
+        <w:rPr>
+          <w:rFonts w:hint="eastAsia" w:ascii="Times New Roman" w:hAnsi="Times New Roman" w:eastAsia="FangSong" w:cs="Times New Roman"/>
+          <w:b w:val="0"/>
+          <w:i w:val="0"/>
+          <w:sz w:val="21"/>
+        </w:rPr>
+        <w:t>实际速记卡内容以</w:t>
+      </w:r>
+      <w:r>
+        <w:rPr>
+          <w:rFonts w:ascii="Times New Roman" w:hAnsi="Times New Roman" w:eastAsia="FangSong" w:cs="Times New Roman"/>
+          <w:b w:val="0"/>
+          <w:i w:val="0"/>
+          <w:sz w:val="21"/>
+        </w:rPr>
+        <w:t xml:space="preserve"> 6.3 </w:t>
+      </w:r>
+      <w:r>
+        <w:rPr>
+          <w:rFonts w:hint="eastAsia" w:ascii="Times New Roman" w:hAnsi="Times New Roman" w:eastAsia="FangSong" w:cs="Times New Roman"/>
+          <w:b w:val="0"/>
+          <w:i w:val="0"/>
+          <w:sz w:val="21"/>
+        </w:rPr>
+        <w:t>清单为准</w:t>
+      </w:r>
+      <w:r>
+        <w:rPr>
+          <w:rFonts w:hint="eastAsia" w:ascii="Times New Roman" w:hAnsi="Times New Roman" w:eastAsia="FangSong" w:cs="Times New Roman"/>
+          <w:b w:val="0"/>
+          <w:i w:val="0"/>
+          <w:sz w:val="21"/>
+        </w:rPr>
+        <w:t>。2026-09-21</w:t>
+      </w:r>
+      <w:r>
+        <w:rPr>
+          <w:rFonts w:ascii="Times New Roman" w:hAnsi="Times New Roman" w:eastAsia="FangSong" w:cs="Times New Roman"/>
+          <w:b w:val="0"/>
+          <w:i w:val="0"/>
+          <w:sz w:val="21"/>
+        </w:rPr>
+        <w:t xml:space="preserve"> </w:t>
+      </w:r>
+      <w:r>
+        <w:rPr>
+          <w:rFonts w:hint="eastAsia" w:ascii="Times New Roman" w:hAnsi="Times New Roman" w:eastAsia="FangSong" w:cs="Times New Roman"/>
+          <w:b w:val="0"/>
+          <w:i w:val="0"/>
+          <w:sz w:val="21"/>
+        </w:rPr>
+        <w:t>勘正</w:t>
+      </w:r>
+      <w:r>
+        <w:rPr>
+          <w:rFonts w:hint="eastAsia" w:ascii="Times New Roman" w:hAnsi="Times New Roman" w:eastAsia="FangSong" w:cs="Times New Roman"/>
+          <w:b w:val="0"/>
+          <w:i w:val="0"/>
+          <w:sz w:val="21"/>
+        </w:rPr>
+        <w:t>）。</w:t>
       </w:r>
     </w:p>
     <w:bookmarkEnd w:id="38"/>

--- a/06-学生侧材料/讲义/_综合/真题模拟拆解-超级充实版（自学完整）.docx
+++ b/06-学生侧材料/讲义/_综合/真题模拟拆解-超级充实版（自学完整）.docx
@@ -2222,9 +2222,27 @@
     </w:tbl>
     <w:p>
       <w:pPr>
-        <w:pStyle w:val="BodyText"/>
+        <w:pStyle w:val="BlockText"/>
         <w:spacing w:before="120"/>
       </w:pPr>
+      <w:r>
+        <w:rPr>
+          <w:rFonts w:ascii="Times New Roman" w:hAnsi="Times New Roman" w:eastAsia="Times New Roman" w:cs="Times New Roman"/>
+        </w:rPr>
+        <w:t xml:space="preserve">⛔ </w:t>
+      </w:r>
+      <w:r>
+        <w:rPr>
+          <w:rFonts w:hint="eastAsia" w:ascii="Times New Roman" w:hAnsi="Times New Roman" w:eastAsia="FangSong" w:cs="Times New Roman"/>
+        </w:rPr>
+        <w:t>待补图</w:t>
+      </w:r>
+      <w:r>
+        <w:rPr>
+          <w:rFonts w:hint="eastAsia" w:ascii="Times New Roman" w:hAnsi="Times New Roman" w:eastAsia="Times New Roman" w:cs="Times New Roman"/>
+        </w:rPr>
+        <w:t>：</w:t>
+      </w:r>
       <w:r>
         <w:rPr>
           <w:rFonts w:hint="eastAsia" w:ascii="Times New Roman" w:hAnsi="Times New Roman" w:eastAsia="FangSong" w:cs="Times New Roman"/>
@@ -2348,7 +2366,7 @@
     </w:p>
     <w:p>
       <w:pPr>
-        <w:pStyle w:val="BodyText"/>
+        <w:pStyle w:val="FirstParagraph"/>
       </w:pPr>
       <w:r>
         <w:rPr>
@@ -7617,14 +7635,32 @@
     </w:tbl>
     <w:p>
       <w:pPr>
-        <w:pStyle w:val="BodyText"/>
+        <w:pStyle w:val="BlockText"/>
         <w:spacing w:before="120"/>
       </w:pPr>
       <w:r>
         <w:rPr>
           <w:rFonts w:ascii="Times New Roman" w:hAnsi="Times New Roman" w:eastAsia="Times New Roman" w:cs="Times New Roman"/>
         </w:rPr>
-        <w:t xml:space="preserve">180 min </w:t>
+        <w:t xml:space="preserve">⛔ </w:t>
+      </w:r>
+      <w:r>
+        <w:rPr>
+          <w:rFonts w:hint="eastAsia" w:ascii="Times New Roman" w:hAnsi="Times New Roman" w:eastAsia="FangSong" w:cs="Times New Roman"/>
+        </w:rPr>
+        <w:t>待补图</w:t>
+      </w:r>
+      <w:r>
+        <w:rPr>
+          <w:rFonts w:hint="eastAsia" w:ascii="Times New Roman" w:hAnsi="Times New Roman" w:eastAsia="Times New Roman" w:cs="Times New Roman"/>
+        </w:rPr>
+        <w:t>：180</w:t>
+      </w:r>
+      <w:r>
+        <w:rPr>
+          <w:rFonts w:ascii="Times New Roman" w:hAnsi="Times New Roman" w:eastAsia="Times New Roman" w:cs="Times New Roman"/>
+        </w:rPr>
+        <w:t xml:space="preserve"> min </w:t>
       </w:r>
       <w:r>
         <w:rPr>
@@ -8107,9 +8143,27 @@
     </w:tbl>
     <w:p>
       <w:pPr>
-        <w:pStyle w:val="BodyText"/>
+        <w:pStyle w:val="BlockText"/>
         <w:spacing w:before="120"/>
       </w:pPr>
+      <w:r>
+        <w:rPr>
+          <w:rFonts w:ascii="Times New Roman" w:hAnsi="Times New Roman" w:eastAsia="Times New Roman" w:cs="Times New Roman"/>
+        </w:rPr>
+        <w:t xml:space="preserve">⛔ </w:t>
+      </w:r>
+      <w:r>
+        <w:rPr>
+          <w:rFonts w:hint="eastAsia" w:ascii="Times New Roman" w:hAnsi="Times New Roman" w:eastAsia="FangSong" w:cs="Times New Roman"/>
+        </w:rPr>
+        <w:t>待补图</w:t>
+      </w:r>
+      <w:r>
+        <w:rPr>
+          <w:rFonts w:hint="eastAsia" w:ascii="Times New Roman" w:hAnsi="Times New Roman" w:eastAsia="Times New Roman" w:cs="Times New Roman"/>
+        </w:rPr>
+        <w:t>：</w:t>
+      </w:r>
       <w:r>
         <w:rPr>
           <w:rFonts w:hint="eastAsia" w:ascii="Times New Roman" w:hAnsi="Times New Roman" w:eastAsia="FangSong" w:cs="Times New Roman"/>
@@ -8227,7 +8281,7 @@
     </w:p>
     <w:p>
       <w:pPr>
-        <w:pStyle w:val="BodyText"/>
+        <w:pStyle w:val="FirstParagraph"/>
       </w:pPr>
       <w:r>
         <w:rPr>
@@ -10990,13 +11044,31 @@
     </w:p>
     <w:p>
       <w:pPr>
-        <w:pStyle w:val="BodyText"/>
+        <w:pStyle w:val="BlockText"/>
       </w:pPr>
       <w:r>
         <w:rPr>
           <w:rFonts w:ascii="Times New Roman" w:hAnsi="Times New Roman" w:eastAsia="Times New Roman" w:cs="Times New Roman"/>
         </w:rPr>
-        <w:t xml:space="preserve">BDE </w:t>
+        <w:t xml:space="preserve">⛔ </w:t>
+      </w:r>
+      <w:r>
+        <w:rPr>
+          <w:rFonts w:hint="eastAsia" w:ascii="Times New Roman" w:hAnsi="Times New Roman" w:eastAsia="FangSong" w:cs="Times New Roman"/>
+        </w:rPr>
+        <w:t>待补图</w:t>
+      </w:r>
+      <w:r>
+        <w:rPr>
+          <w:rFonts w:hint="eastAsia" w:ascii="Times New Roman" w:hAnsi="Times New Roman" w:eastAsia="Times New Roman" w:cs="Times New Roman"/>
+        </w:rPr>
+        <w:t>：BDE</w:t>
+      </w:r>
+      <w:r>
+        <w:rPr>
+          <w:rFonts w:ascii="Times New Roman" w:hAnsi="Times New Roman" w:eastAsia="Times New Roman" w:cs="Times New Roman"/>
+        </w:rPr>
+        <w:t xml:space="preserve"> </w:t>
       </w:r>
       <w:r>
         <w:rPr>
@@ -11136,7 +11208,7 @@
     </w:p>
     <w:p>
       <w:pPr>
-        <w:pStyle w:val="BodyText"/>
+        <w:pStyle w:val="FirstParagraph"/>
       </w:pPr>
       <w:r>
         <w:rPr>

--- a/06-学生侧材料/讲义/_综合/真题模拟拆解-超级充实版（自学完整）.docx
+++ b/06-学生侧材料/讲义/_综合/真题模拟拆解-超级充实版（自学完整）.docx
@@ -2222,27 +2222,9 @@
     </w:tbl>
     <w:p>
       <w:pPr>
-        <w:pStyle w:val="BlockText"/>
+        <w:pStyle w:val="BodyText"/>
         <w:spacing w:before="120"/>
       </w:pPr>
-      <w:r>
-        <w:rPr>
-          <w:rFonts w:ascii="Times New Roman" w:hAnsi="Times New Roman" w:eastAsia="Times New Roman" w:cs="Times New Roman"/>
-        </w:rPr>
-        <w:t xml:space="preserve">⛔ </w:t>
-      </w:r>
-      <w:r>
-        <w:rPr>
-          <w:rFonts w:hint="eastAsia" w:ascii="Times New Roman" w:hAnsi="Times New Roman" w:eastAsia="FangSong" w:cs="Times New Roman"/>
-        </w:rPr>
-        <w:t>待补图</w:t>
-      </w:r>
-      <w:r>
-        <w:rPr>
-          <w:rFonts w:hint="eastAsia" w:ascii="Times New Roman" w:hAnsi="Times New Roman" w:eastAsia="Times New Roman" w:cs="Times New Roman"/>
-        </w:rPr>
-        <w:t>：</w:t>
-      </w:r>
       <w:r>
         <w:rPr>
           <w:rFonts w:hint="eastAsia" w:ascii="Times New Roman" w:hAnsi="Times New Roman" w:eastAsia="FangSong" w:cs="Times New Roman"/>
@@ -2366,7 +2348,7 @@
     </w:p>
     <w:p>
       <w:pPr>
-        <w:pStyle w:val="FirstParagraph"/>
+        <w:pStyle w:val="BodyText"/>
       </w:pPr>
       <w:r>
         <w:rPr>
@@ -7635,32 +7617,14 @@
     </w:tbl>
     <w:p>
       <w:pPr>
-        <w:pStyle w:val="BlockText"/>
+        <w:pStyle w:val="BodyText"/>
         <w:spacing w:before="120"/>
       </w:pPr>
       <w:r>
         <w:rPr>
           <w:rFonts w:ascii="Times New Roman" w:hAnsi="Times New Roman" w:eastAsia="Times New Roman" w:cs="Times New Roman"/>
         </w:rPr>
-        <w:t xml:space="preserve">⛔ </w:t>
-      </w:r>
-      <w:r>
-        <w:rPr>
-          <w:rFonts w:hint="eastAsia" w:ascii="Times New Roman" w:hAnsi="Times New Roman" w:eastAsia="FangSong" w:cs="Times New Roman"/>
-        </w:rPr>
-        <w:t>待补图</w:t>
-      </w:r>
-      <w:r>
-        <w:rPr>
-          <w:rFonts w:hint="eastAsia" w:ascii="Times New Roman" w:hAnsi="Times New Roman" w:eastAsia="Times New Roman" w:cs="Times New Roman"/>
-        </w:rPr>
-        <w:t>：180</w:t>
-      </w:r>
-      <w:r>
-        <w:rPr>
-          <w:rFonts w:ascii="Times New Roman" w:hAnsi="Times New Roman" w:eastAsia="Times New Roman" w:cs="Times New Roman"/>
-        </w:rPr>
-        <w:t xml:space="preserve"> min </w:t>
+        <w:t xml:space="preserve">180 min </w:t>
       </w:r>
       <w:r>
         <w:rPr>
@@ -8143,27 +8107,9 @@
     </w:tbl>
     <w:p>
       <w:pPr>
-        <w:pStyle w:val="BlockText"/>
+        <w:pStyle w:val="BodyText"/>
         <w:spacing w:before="120"/>
       </w:pPr>
-      <w:r>
-        <w:rPr>
-          <w:rFonts w:ascii="Times New Roman" w:hAnsi="Times New Roman" w:eastAsia="Times New Roman" w:cs="Times New Roman"/>
-        </w:rPr>
-        <w:t xml:space="preserve">⛔ </w:t>
-      </w:r>
-      <w:r>
-        <w:rPr>
-          <w:rFonts w:hint="eastAsia" w:ascii="Times New Roman" w:hAnsi="Times New Roman" w:eastAsia="FangSong" w:cs="Times New Roman"/>
-        </w:rPr>
-        <w:t>待补图</w:t>
-      </w:r>
-      <w:r>
-        <w:rPr>
-          <w:rFonts w:hint="eastAsia" w:ascii="Times New Roman" w:hAnsi="Times New Roman" w:eastAsia="Times New Roman" w:cs="Times New Roman"/>
-        </w:rPr>
-        <w:t>：</w:t>
-      </w:r>
       <w:r>
         <w:rPr>
           <w:rFonts w:hint="eastAsia" w:ascii="Times New Roman" w:hAnsi="Times New Roman" w:eastAsia="FangSong" w:cs="Times New Roman"/>
@@ -8281,7 +8227,7 @@
     </w:p>
     <w:p>
       <w:pPr>
-        <w:pStyle w:val="FirstParagraph"/>
+        <w:pStyle w:val="BodyText"/>
       </w:pPr>
       <w:r>
         <w:rPr>
@@ -11044,31 +10990,13 @@
     </w:p>
     <w:p>
       <w:pPr>
-        <w:pStyle w:val="BlockText"/>
+        <w:pStyle w:val="BodyText"/>
       </w:pPr>
       <w:r>
         <w:rPr>
           <w:rFonts w:ascii="Times New Roman" w:hAnsi="Times New Roman" w:eastAsia="Times New Roman" w:cs="Times New Roman"/>
         </w:rPr>
-        <w:t xml:space="preserve">⛔ </w:t>
-      </w:r>
-      <w:r>
-        <w:rPr>
-          <w:rFonts w:hint="eastAsia" w:ascii="Times New Roman" w:hAnsi="Times New Roman" w:eastAsia="FangSong" w:cs="Times New Roman"/>
-        </w:rPr>
-        <w:t>待补图</w:t>
-      </w:r>
-      <w:r>
-        <w:rPr>
-          <w:rFonts w:hint="eastAsia" w:ascii="Times New Roman" w:hAnsi="Times New Roman" w:eastAsia="Times New Roman" w:cs="Times New Roman"/>
-        </w:rPr>
-        <w:t>：BDE</w:t>
-      </w:r>
-      <w:r>
-        <w:rPr>
-          <w:rFonts w:ascii="Times New Roman" w:hAnsi="Times New Roman" w:eastAsia="Times New Roman" w:cs="Times New Roman"/>
-        </w:rPr>
-        <w:t xml:space="preserve"> </w:t>
+        <w:t xml:space="preserve">BDE </w:t>
       </w:r>
       <w:r>
         <w:rPr>
@@ -11208,7 +11136,7 @@
     </w:p>
     <w:p>
       <w:pPr>
-        <w:pStyle w:val="FirstParagraph"/>
+        <w:pStyle w:val="BodyText"/>
       </w:pPr>
       <w:r>
         <w:rPr>

--- a/06-学生侧材料/讲义/_综合/真题模拟拆解-超级充实版（自学完整）.docx
+++ b/06-学生侧材料/讲义/_综合/真题模拟拆解-超级充实版（自学完整）.docx
@@ -29079,23 +29079,27 @@
       </w:r>
       <w:r>
         <w:rPr>
-          <w:rFonts w:hint="eastAsia" w:ascii="Times New Roman" w:hAnsi="Times New Roman" w:eastAsia="FangSong" w:cs="Times New Roman"/>
-          <w:vertAlign w:val="subscript"/>
+          <w:rFonts w:hint="eastAsia" w:ascii="Times New Roman" w:hAnsi="Times New Roman" w:eastAsia="Times New Roman" w:cs="Times New Roman"/>
+        </w:rPr>
+        <w:t>~</w:t>
+      </w:r>
+      <w:r>
+        <w:rPr>
+          <w:rFonts w:hint="eastAsia" w:ascii="Times New Roman" w:hAnsi="Times New Roman" w:eastAsia="FangSong" w:cs="Times New Roman"/>
         </w:rPr>
         <w:t>临界点之间</w:t>
       </w:r>
       <w:r>
         <w:rPr>
           <w:rFonts w:hint="eastAsia" w:ascii="Times New Roman" w:hAnsi="Times New Roman" w:eastAsia="Times New Roman" w:cs="Times New Roman"/>
-          <w:vertAlign w:val="subscript"/>
-        </w:rPr>
-        <w:t>（14.01</w:t>
-      </w:r>
-      <w:r>
-        <w:rPr>
-          <w:rFonts w:ascii="Times New Roman" w:hAnsi="Times New Roman" w:eastAsia="Times New Roman" w:cs="Times New Roman"/>
-        </w:rPr>
-        <w:t xml:space="preserve">32.94 </w:t>
+        </w:rPr>
+        <w:t>（14.01~32.94</w:t>
+      </w:r>
+      <w:r>
+        <w:rPr>
+          <w:rFonts w:ascii="Times New Roman" w:hAnsi="Times New Roman" w:eastAsia="Times New Roman" w:cs="Times New Roman"/>
+        </w:rPr>
+        <w:t xml:space="preserve"> </w:t>
       </w:r>
       <w:r>
         <w:rPr>
